--- a/TS Jatai Ghanam Project/TS 3.2/TS 3.2 Jatai Sanskrit Corrections.docx
+++ b/TS Jatai Ghanam Project/TS 3.2/TS 3.2 Jatai Sanskrit Corrections.docx
@@ -1,7 +1,378 @@
 
 <file path=word/document.xml><?xml version="1.0" encoding="utf-8"?>
-<w:document xmlns:wpc="http://schemas.microsoft.com/office/word/2010/wordprocessingCanvas" xmlns:cx="http://schemas.microsoft.com/office/drawing/2014/chartex" xmlns:cx1="http://schemas.microsoft.com/office/drawing/2015/9/8/chartex" xmlns:cx2="http://schemas.microsoft.com/office/drawing/2015/10/21/chartex" xmlns:cx3="http://schemas.microsoft.com/office/drawing/2016/5/9/chartex" xmlns:cx4="http://schemas.microsoft.com/office/drawing/2016/5/10/chartex" xmlns:cx5="http://schemas.microsoft.com/office/drawing/2016/5/11/chartex" xmlns:cx6="http://schemas.microsoft.com/office/drawing/2016/5/12/chartex" xmlns:cx7="http://schemas.microsoft.com/office/drawing/2016/5/13/chartex" xmlns:cx8="http://schemas.microsoft.com/office/drawing/2016/5/14/chartex" xmlns:mc="http://schemas.openxmlformats.org/markup-compatibility/2006" xmlns:aink="http://schemas.microsoft.com/office/drawing/2016/ink" xmlns:am3d="http://schemas.microsoft.com/office/drawing/2017/model3d" xmlns:o="urn:schemas-microsoft-com:office:office" xmlns:oel="http://schemas.microsoft.com/office/2019/extlst" xmlns:r="http://schemas.openxmlformats.org/officeDocument/2006/relationships" xmlns:m="http://schemas.openxmlformats.org/officeDocument/2006/math" xmlns:v="urn:schemas-microsoft-com:vml" xmlns:wp14="http://schemas.microsoft.com/office/word/2010/wordprocessingDrawing" xmlns:wp="http://schemas.openxmlformats.org/drawingml/2006/wordprocessingDrawing" xmlns:w10="urn:schemas-microsoft-com:office:word" xmlns:w="http://schemas.openxmlformats.org/wordprocessingml/2006/main" xmlns:w14="http://schemas.microsoft.com/office/word/2010/wordml" xmlns:w15="http://schemas.microsoft.com/office/word/2012/wordml" xmlns:w16cex="http://schemas.microsoft.com/office/word/2018/wordml/cex" xmlns:w16cid="http://schemas.microsoft.com/office/word/2016/wordml/cid" xmlns:w16="http://schemas.microsoft.com/office/word/2018/wordml" xmlns:w16sdtdh="http://schemas.microsoft.com/office/word/2020/wordml/sdtdatahash" xmlns:w16se="http://schemas.microsoft.com/office/word/2015/wordml/symex" xmlns:wpg="http://schemas.microsoft.com/office/word/2010/wordprocessingGroup" xmlns:wpi="http://schemas.microsoft.com/office/word/2010/wordprocessingInk" xmlns:wne="http://schemas.microsoft.com/office/word/2006/wordml" xmlns:wps="http://schemas.microsoft.com/office/word/2010/wordprocessingShape" mc:Ignorable="w14 w15 w16se w16cid w16 w16cex w16sdtdh wp14">
+<w:document xmlns:wpc="http://schemas.microsoft.com/office/word/2010/wordprocessingCanvas" xmlns:cx="http://schemas.microsoft.com/office/drawing/2014/chartex" xmlns:cx1="http://schemas.microsoft.com/office/drawing/2015/9/8/chartex" xmlns:cx2="http://schemas.microsoft.com/office/drawing/2015/10/21/chartex" xmlns:cx3="http://schemas.microsoft.com/office/drawing/2016/5/9/chartex" xmlns:cx4="http://schemas.microsoft.com/office/drawing/2016/5/10/chartex" xmlns:cx5="http://schemas.microsoft.com/office/drawing/2016/5/11/chartex" xmlns:cx6="http://schemas.microsoft.com/office/drawing/2016/5/12/chartex" xmlns:cx7="http://schemas.microsoft.com/office/drawing/2016/5/13/chartex" xmlns:cx8="http://schemas.microsoft.com/office/drawing/2016/5/14/chartex" xmlns:mc="http://schemas.openxmlformats.org/markup-compatibility/2006" xmlns:aink="http://schemas.microsoft.com/office/drawing/2016/ink" xmlns:am3d="http://schemas.microsoft.com/office/drawing/2017/model3d" xmlns:o="urn:schemas-microsoft-com:office:office" xmlns:oel="http://schemas.microsoft.com/office/2019/extlst" xmlns:r="http://schemas.openxmlformats.org/officeDocument/2006/relationships" xmlns:m="http://schemas.openxmlformats.org/officeDocument/2006/math" xmlns:v="urn:schemas-microsoft-com:vml" xmlns:wp14="http://schemas.microsoft.com/office/word/2010/wordprocessingDrawing" xmlns:wp="http://schemas.openxmlformats.org/drawingml/2006/wordprocessingDrawing" xmlns:w10="urn:schemas-microsoft-com:office:word" xmlns:w="http://schemas.openxmlformats.org/wordprocessingml/2006/main" xmlns:w14="http://schemas.microsoft.com/office/word/2010/wordml" xmlns:w15="http://schemas.microsoft.com/office/word/2012/wordml" xmlns:w16cex="http://schemas.microsoft.com/office/word/2018/wordml/cex" xmlns:w16cid="http://schemas.microsoft.com/office/word/2016/wordml/cid" xmlns:w16="http://schemas.microsoft.com/office/word/2018/wordml" xmlns:w16du="http://schemas.microsoft.com/office/word/2023/wordml/word16du" xmlns:w16sdtdh="http://schemas.microsoft.com/office/word/2020/wordml/sdtdatahash" xmlns:w16sdtfl="http://schemas.microsoft.com/office/word/2024/wordml/sdtformatlock" xmlns:w16se="http://schemas.microsoft.com/office/word/2015/wordml/symex" xmlns:wpg="http://schemas.microsoft.com/office/word/2010/wordprocessingGroup" xmlns:wpi="http://schemas.microsoft.com/office/word/2010/wordprocessingInk" xmlns:wne="http://schemas.microsoft.com/office/word/2006/wordml" xmlns:wps="http://schemas.microsoft.com/office/word/2010/wordprocessingShape" mc:Ignorable="w14 w15 w16se w16cid w16 w16cex w16sdtdh w16sdtfl w16du wp14">
   <w:body>
+    <w:p>
+      <w:pPr>
+        <w:spacing w:before="0" w:line="240" w:lineRule="auto"/>
+        <w:jc w:val="center"/>
+        <w:rPr>
+          <w:b/>
+          <w:bCs/>
+          <w:sz w:val="32"/>
+          <w:szCs w:val="32"/>
+          <w:u w:val="single"/>
+        </w:rPr>
+      </w:pPr>
+      <w:r>
+        <w:rPr>
+          <w:b/>
+          <w:bCs/>
+          <w:sz w:val="32"/>
+          <w:szCs w:val="32"/>
+          <w:u w:val="single"/>
+        </w:rPr>
+        <w:t xml:space="preserve">TS </w:t>
+      </w:r>
+      <w:r>
+        <w:rPr>
+          <w:b/>
+          <w:bCs/>
+          <w:sz w:val="32"/>
+          <w:szCs w:val="32"/>
+          <w:u w:val="single"/>
+        </w:rPr>
+        <w:t>Jatai</w:t>
+      </w:r>
+      <w:r>
+        <w:rPr>
+          <w:b/>
+          <w:bCs/>
+          <w:sz w:val="32"/>
+          <w:szCs w:val="32"/>
+          <w:u w:val="single"/>
+        </w:rPr>
+        <w:t xml:space="preserve"> </w:t>
+      </w:r>
+      <w:r>
+        <w:rPr>
+          <w:b/>
+          <w:bCs/>
+          <w:sz w:val="32"/>
+          <w:szCs w:val="32"/>
+          <w:u w:val="single"/>
+        </w:rPr>
+        <w:t xml:space="preserve">– TS </w:t>
+      </w:r>
+      <w:r>
+        <w:rPr>
+          <w:b/>
+          <w:bCs/>
+          <w:sz w:val="32"/>
+          <w:szCs w:val="32"/>
+          <w:u w:val="single"/>
+        </w:rPr>
+        <w:t>3.2</w:t>
+      </w:r>
+      <w:r>
+        <w:rPr>
+          <w:b/>
+          <w:bCs/>
+          <w:sz w:val="32"/>
+          <w:szCs w:val="32"/>
+          <w:u w:val="single"/>
+        </w:rPr>
+        <w:t xml:space="preserve"> </w:t>
+      </w:r>
+      <w:r>
+        <w:rPr>
+          <w:b/>
+          <w:bCs/>
+          <w:sz w:val="32"/>
+          <w:szCs w:val="32"/>
+          <w:u w:val="single"/>
+        </w:rPr>
+        <w:t>Sanskrit</w:t>
+      </w:r>
+      <w:r>
+        <w:rPr>
+          <w:b/>
+          <w:bCs/>
+          <w:sz w:val="32"/>
+          <w:szCs w:val="32"/>
+          <w:u w:val="single"/>
+        </w:rPr>
+        <w:t xml:space="preserve"> Corrections –</w:t>
+      </w:r>
+      <w:r>
+        <w:rPr>
+          <w:b/>
+          <w:bCs/>
+          <w:sz w:val="32"/>
+          <w:szCs w:val="32"/>
+          <w:u w:val="single"/>
+        </w:rPr>
+        <w:t xml:space="preserve"> </w:t>
+      </w:r>
+      <w:r>
+        <w:rPr>
+          <w:b/>
+          <w:bCs/>
+          <w:sz w:val="32"/>
+          <w:szCs w:val="32"/>
+          <w:u w:val="single"/>
+        </w:rPr>
+        <w:t xml:space="preserve">Observed till </w:t>
+      </w:r>
+      <w:r>
+        <w:rPr>
+          <w:b/>
+          <w:bCs/>
+          <w:sz w:val="32"/>
+          <w:szCs w:val="32"/>
+          <w:u w:val="single"/>
+        </w:rPr>
+        <w:t>3</w:t>
+      </w:r>
+      <w:r>
+        <w:rPr>
+          <w:b/>
+          <w:bCs/>
+          <w:sz w:val="32"/>
+          <w:szCs w:val="32"/>
+          <w:u w:val="single"/>
+        </w:rPr>
+        <w:t>1st</w:t>
+      </w:r>
+      <w:r>
+        <w:rPr>
+          <w:b/>
+          <w:bCs/>
+          <w:sz w:val="32"/>
+          <w:szCs w:val="32"/>
+          <w:u w:val="single"/>
+        </w:rPr>
+        <w:t xml:space="preserve"> </w:t>
+      </w:r>
+      <w:r>
+        <w:rPr>
+          <w:b/>
+          <w:bCs/>
+          <w:sz w:val="32"/>
+          <w:szCs w:val="32"/>
+          <w:u w:val="single"/>
+        </w:rPr>
+        <w:t>Aug</w:t>
+      </w:r>
+      <w:r>
+        <w:rPr>
+          <w:b/>
+          <w:bCs/>
+          <w:sz w:val="32"/>
+          <w:szCs w:val="32"/>
+          <w:u w:val="single"/>
+        </w:rPr>
+        <w:t xml:space="preserve"> 202</w:t>
+      </w:r>
+      <w:r>
+        <w:rPr>
+          <w:b/>
+          <w:bCs/>
+          <w:sz w:val="32"/>
+          <w:szCs w:val="32"/>
+          <w:u w:val="single"/>
+        </w:rPr>
+        <w:t>6</w:t>
+      </w:r>
+    </w:p>
+    <w:p>
+      <w:pPr>
+        <w:spacing w:before="0" w:line="240" w:lineRule="auto"/>
+        <w:jc w:val="center"/>
+        <w:rPr>
+          <w:b/>
+          <w:bCs/>
+          <w:sz w:val="28"/>
+          <w:szCs w:val="32"/>
+        </w:rPr>
+      </w:pPr>
+      <w:r>
+        <w:rPr>
+          <w:b/>
+          <w:bCs/>
+          <w:sz w:val="28"/>
+          <w:szCs w:val="32"/>
+        </w:rPr>
+        <w:t>(ignore those which are already incorporated in your book’s version and date)</w:t>
+      </w:r>
+    </w:p>
+    <w:tbl>
+      <w:tblPr>
+        <w:tblW w:w="14537" w:type="dxa"/>
+        <w:tblInd w:w="-792" w:type="dxa"/>
+        <w:tblBorders>
+          <w:top w:val="single" w:sz="4" w:space="0" w:color="000000"/>
+          <w:left w:val="single" w:sz="4" w:space="0" w:color="000000"/>
+          <w:bottom w:val="single" w:sz="4" w:space="0" w:color="000000"/>
+          <w:right w:val="single" w:sz="4" w:space="0" w:color="000000"/>
+          <w:insideH w:val="single" w:sz="4" w:space="0" w:color="000000"/>
+          <w:insideV w:val="single" w:sz="4" w:space="0" w:color="000000"/>
+        </w:tblBorders>
+        <w:tblLook w:val="04A0" w:firstRow="1" w:lastRow="0" w:firstColumn="1" w:lastColumn="0" w:noHBand="0" w:noVBand="1"/>
+      </w:tblPr>
+      <w:tblGrid>
+        <w:gridCol w:w="7166"/>
+        <w:gridCol w:w="7371"/>
+      </w:tblGrid>
+      <w:tr>
+        <w:tc>
+          <w:tcPr>
+            <w:tcW w:w="7166" w:type="dxa"/>
+          </w:tcPr>
+          <w:p>
+            <w:pPr>
+              <w:spacing w:before="0" w:line="240" w:lineRule="auto"/>
+              <w:jc w:val="center"/>
+              <w:rPr>
+                <w:b/>
+                <w:sz w:val="32"/>
+                <w:szCs w:val="32"/>
+              </w:rPr>
+            </w:pPr>
+            <w:r>
+              <w:rPr>
+                <w:b/>
+                <w:sz w:val="32"/>
+                <w:szCs w:val="32"/>
+              </w:rPr>
+              <w:t>As Printed</w:t>
+            </w:r>
+          </w:p>
+        </w:tc>
+        <w:tc>
+          <w:tcPr>
+            <w:tcW w:w="7371" w:type="dxa"/>
+          </w:tcPr>
+          <w:p>
+            <w:pPr>
+              <w:spacing w:before="0" w:line="240" w:lineRule="auto"/>
+              <w:ind w:right="-18"/>
+              <w:jc w:val="center"/>
+              <w:rPr>
+                <w:b/>
+                <w:sz w:val="32"/>
+                <w:szCs w:val="32"/>
+              </w:rPr>
+            </w:pPr>
+            <w:r>
+              <w:rPr>
+                <w:b/>
+                <w:sz w:val="32"/>
+                <w:szCs w:val="32"/>
+              </w:rPr>
+              <w:t>To be read as or corrected as</w:t>
+            </w:r>
+            <w:r>
+              <w:rPr>
+                <w:b/>
+                <w:sz w:val="32"/>
+                <w:szCs w:val="32"/>
+              </w:rPr>
+              <w:t xml:space="preserve"> </w:t>
+            </w:r>
+          </w:p>
+        </w:tc>
+      </w:tr>
+      <w:tr>
+        <w:trPr>
+          <w:trHeight w:val="630"/>
+        </w:trPr>
+        <w:tc>
+          <w:tcPr>
+            <w:tcW w:w="7166" w:type="dxa"/>
+          </w:tcPr>
+          <w:p>
+            <w:pPr>
+              <w:widowControl w:val="0"/>
+              <w:autoSpaceDE w:val="0"/>
+              <w:autoSpaceDN w:val="0"/>
+              <w:adjustRightInd w:val="0"/>
+              <w:spacing w:before="0" w:line="240" w:lineRule="auto"/>
+              <w:rPr>
+                <w:rFonts w:cs="BRH Malayalam Extra"/>
+                <w:b/>
+                <w:bCs/>
+                <w:szCs w:val="40"/>
+              </w:rPr>
+            </w:pPr>
+            <w:r>
+              <w:rPr>
+                <w:rFonts w:cs="BRH Malayalam Extra"/>
+                <w:b/>
+                <w:bCs/>
+                <w:szCs w:val="40"/>
+              </w:rPr>
+              <w:t>NONE                          NONE                               NONE</w:t>
+            </w:r>
+          </w:p>
+        </w:tc>
+        <w:tc>
+          <w:tcPr>
+            <w:tcW w:w="7371" w:type="dxa"/>
+          </w:tcPr>
+          <w:p>
+            <w:pPr>
+              <w:widowControl w:val="0"/>
+              <w:autoSpaceDE w:val="0"/>
+              <w:autoSpaceDN w:val="0"/>
+              <w:adjustRightInd w:val="0"/>
+              <w:spacing w:before="0" w:line="240" w:lineRule="auto"/>
+              <w:rPr>
+                <w:rFonts w:cs="BRH Malayalam Extra"/>
+                <w:b/>
+                <w:bCs/>
+                <w:szCs w:val="40"/>
+              </w:rPr>
+            </w:pPr>
+            <w:r>
+              <w:rPr>
+                <w:rFonts w:cs="BRH Malayalam Extra"/>
+                <w:b/>
+                <w:bCs/>
+                <w:szCs w:val="40"/>
+              </w:rPr>
+              <w:t>NONE                          NONE                               NONE</w:t>
+            </w:r>
+          </w:p>
+        </w:tc>
+      </w:tr>
+    </w:tbl>
+    <w:p>
+      <w:pPr>
+        <w:spacing w:before="0" w:line="240" w:lineRule="auto"/>
+        <w:jc w:val="center"/>
+        <w:rPr>
+          <w:b/>
+          <w:bCs/>
+          <w:sz w:val="32"/>
+          <w:szCs w:val="32"/>
+          <w:u w:val="single"/>
+        </w:rPr>
+      </w:pPr>
+      <w:r>
+        <w:rPr>
+          <w:b/>
+          <w:bCs/>
+          <w:sz w:val="32"/>
+          <w:szCs w:val="32"/>
+          <w:u w:val="single"/>
+        </w:rPr>
+        <w:t>===================</w:t>
+      </w:r>
+    </w:p>
+    <w:p>
+      <w:pPr>
+        <w:spacing w:before="0" w:line="240" w:lineRule="auto"/>
+        <w:jc w:val="center"/>
+        <w:rPr>
+          <w:b/>
+          <w:bCs/>
+          <w:sz w:val="32"/>
+          <w:szCs w:val="32"/>
+          <w:u w:val="single"/>
+        </w:rPr>
+      </w:pPr>
+    </w:p>
     <w:p>
       <w:pPr>
         <w:spacing w:before="0" w:line="240" w:lineRule="auto"/>
@@ -404,19 +775,8 @@
                 <w:sz w:val="32"/>
                 <w:szCs w:val="40"/>
               </w:rPr>
-              <w:t>)</w:t>
-            </w:r>
-            <w:proofErr w:type="gramStart"/>
-            <w:r>
-              <w:rPr>
-                <w:rFonts w:ascii="BRH Devanagari Extra" w:hAnsi="BRH Devanagari Extra" w:cs="BRH Devanagari Extra"/>
-                <w:color w:val="000000"/>
-                <w:sz w:val="32"/>
-                <w:szCs w:val="40"/>
-              </w:rPr>
-              <w:t>-  iuÉÉ</w:t>
-            </w:r>
-            <w:proofErr w:type="gramEnd"/>
+              <w:t>)-  iuÉÉ</w:t>
+            </w:r>
             <w:r>
               <w:rPr>
                 <w:rFonts w:ascii="BRH Malayalam Extra" w:hAnsi="BRH Malayalam Extra" w:cs="BRH Devanagari Extra"/>
@@ -604,19 +964,8 @@
                 <w:sz w:val="32"/>
                 <w:szCs w:val="40"/>
               </w:rPr>
-              <w:t>)</w:t>
-            </w:r>
-            <w:proofErr w:type="gramStart"/>
-            <w:r>
-              <w:rPr>
-                <w:rFonts w:ascii="BRH Devanagari Extra" w:hAnsi="BRH Devanagari Extra" w:cs="BRH Devanagari Extra"/>
-                <w:color w:val="000000"/>
-                <w:sz w:val="32"/>
-                <w:szCs w:val="40"/>
-              </w:rPr>
-              <w:t>-  iuÉÉ</w:t>
-            </w:r>
-            <w:proofErr w:type="gramEnd"/>
+              <w:t>)-  iuÉÉ</w:t>
+            </w:r>
             <w:r>
               <w:rPr>
                 <w:rFonts w:ascii="BRH Malayalam Extra" w:hAnsi="BRH Malayalam Extra" w:cs="BRH Devanagari Extra"/>
@@ -823,19 +1172,8 @@
                 <w:sz w:val="32"/>
                 <w:szCs w:val="40"/>
               </w:rPr>
-              <w:t>)</w:t>
-            </w:r>
-            <w:proofErr w:type="gramStart"/>
-            <w:r>
-              <w:rPr>
-                <w:rFonts w:ascii="BRH Devanagari Extra" w:hAnsi="BRH Devanagari Extra" w:cs="BRH Devanagari Extra"/>
-                <w:color w:val="000000"/>
-                <w:sz w:val="32"/>
-                <w:szCs w:val="40"/>
-              </w:rPr>
-              <w:t>-  iuÉÉ</w:t>
-            </w:r>
-            <w:proofErr w:type="gramEnd"/>
+              <w:t>)-  iuÉÉ</w:t>
+            </w:r>
             <w:r>
               <w:rPr>
                 <w:rFonts w:ascii="BRH Malayalam Extra" w:hAnsi="BRH Malayalam Extra" w:cs="BRH Devanagari Extra"/>
@@ -1029,19 +1367,8 @@
                 <w:sz w:val="32"/>
                 <w:szCs w:val="40"/>
               </w:rPr>
-              <w:t>)</w:t>
-            </w:r>
-            <w:proofErr w:type="gramStart"/>
-            <w:r>
-              <w:rPr>
-                <w:rFonts w:ascii="BRH Devanagari Extra" w:hAnsi="BRH Devanagari Extra" w:cs="BRH Devanagari Extra"/>
-                <w:color w:val="000000"/>
-                <w:sz w:val="32"/>
-                <w:szCs w:val="40"/>
-              </w:rPr>
-              <w:t>-  iuÉÉ</w:t>
-            </w:r>
-            <w:proofErr w:type="gramEnd"/>
+              <w:t>)-  iuÉÉ</w:t>
+            </w:r>
             <w:r>
               <w:rPr>
                 <w:rFonts w:ascii="BRH Malayalam Extra" w:hAnsi="BRH Malayalam Extra" w:cs="BRH Devanagari Extra"/>
@@ -1248,19 +1575,8 @@
                 <w:sz w:val="32"/>
                 <w:szCs w:val="40"/>
               </w:rPr>
-              <w:t>)</w:t>
-            </w:r>
-            <w:proofErr w:type="gramStart"/>
-            <w:r>
-              <w:rPr>
-                <w:rFonts w:ascii="BRH Devanagari Extra" w:hAnsi="BRH Devanagari Extra" w:cs="BRH Devanagari Extra"/>
-                <w:color w:val="000000"/>
-                <w:sz w:val="32"/>
-                <w:szCs w:val="40"/>
-              </w:rPr>
-              <w:t>-  iuÉÉ</w:t>
-            </w:r>
-            <w:proofErr w:type="gramEnd"/>
+              <w:t>)-  iuÉÉ</w:t>
+            </w:r>
             <w:r>
               <w:rPr>
                 <w:rFonts w:ascii="BRH Malayalam Extra" w:hAnsi="BRH Malayalam Extra" w:cs="BRH Devanagari Extra"/>
@@ -1454,19 +1770,8 @@
                 <w:sz w:val="32"/>
                 <w:szCs w:val="40"/>
               </w:rPr>
-              <w:t>)</w:t>
-            </w:r>
-            <w:proofErr w:type="gramStart"/>
-            <w:r>
-              <w:rPr>
-                <w:rFonts w:ascii="BRH Devanagari Extra" w:hAnsi="BRH Devanagari Extra" w:cs="BRH Devanagari Extra"/>
-                <w:color w:val="000000"/>
-                <w:sz w:val="32"/>
-                <w:szCs w:val="40"/>
-              </w:rPr>
-              <w:t>-  iuÉÉ</w:t>
-            </w:r>
-            <w:proofErr w:type="gramEnd"/>
+              <w:t>)-  iuÉÉ</w:t>
+            </w:r>
             <w:r>
               <w:rPr>
                 <w:rFonts w:ascii="BRH Malayalam Extra" w:hAnsi="BRH Malayalam Extra" w:cs="BRH Devanagari Extra"/>
@@ -1673,19 +1978,8 @@
                 <w:sz w:val="32"/>
                 <w:szCs w:val="40"/>
               </w:rPr>
-              <w:t>)</w:t>
-            </w:r>
-            <w:proofErr w:type="gramStart"/>
-            <w:r>
-              <w:rPr>
-                <w:rFonts w:ascii="BRH Devanagari Extra" w:hAnsi="BRH Devanagari Extra" w:cs="BRH Devanagari Extra"/>
-                <w:color w:val="000000"/>
-                <w:sz w:val="32"/>
-                <w:szCs w:val="40"/>
-              </w:rPr>
-              <w:t>-  A</w:t>
-            </w:r>
-            <w:proofErr w:type="gramEnd"/>
+              <w:t>)-  A</w:t>
+            </w:r>
             <w:r>
               <w:rPr>
                 <w:rFonts w:ascii="BRH Malayalam Extra" w:hAnsi="BRH Malayalam Extra" w:cs="BRH Devanagari Extra"/>
@@ -1983,19 +2277,8 @@
                 <w:sz w:val="32"/>
                 <w:szCs w:val="40"/>
               </w:rPr>
-              <w:t>)</w:t>
-            </w:r>
-            <w:proofErr w:type="gramStart"/>
-            <w:r>
-              <w:rPr>
-                <w:rFonts w:ascii="BRH Devanagari Extra" w:hAnsi="BRH Devanagari Extra" w:cs="BRH Devanagari Extra"/>
-                <w:color w:val="000000"/>
-                <w:sz w:val="32"/>
-                <w:szCs w:val="40"/>
-              </w:rPr>
-              <w:t>-  A</w:t>
-            </w:r>
-            <w:proofErr w:type="gramEnd"/>
+              <w:t>)-  A</w:t>
+            </w:r>
             <w:r>
               <w:rPr>
                 <w:rFonts w:ascii="BRH Malayalam Extra" w:hAnsi="BRH Malayalam Extra" w:cs="BRH Devanagari Extra"/>
@@ -2206,6 +2489,7 @@
                 <w:color w:val="000000"/>
                 <w:szCs w:val="40"/>
               </w:rPr>
+              <w:lastRenderedPageBreak/>
               <w:t>28</w:t>
             </w:r>
             <w:r>
@@ -2309,19 +2593,8 @@
                 <w:sz w:val="32"/>
                 <w:szCs w:val="40"/>
               </w:rPr>
-              <w:t>)</w:t>
-            </w:r>
-            <w:proofErr w:type="gramStart"/>
-            <w:r>
-              <w:rPr>
-                <w:rFonts w:ascii="BRH Devanagari Extra" w:hAnsi="BRH Devanagari Extra" w:cs="BRH Devanagari Extra"/>
-                <w:color w:val="000000"/>
-                <w:sz w:val="32"/>
-                <w:szCs w:val="40"/>
-              </w:rPr>
-              <w:t>-  AÉ</w:t>
-            </w:r>
-            <w:proofErr w:type="gramEnd"/>
+              <w:t>)-  AÉ</w:t>
+            </w:r>
             <w:r>
               <w:rPr>
                 <w:rFonts w:ascii="BRH Malayalam Extra" w:hAnsi="BRH Malayalam Extra" w:cs="BRH Devanagari Extra"/>
@@ -2615,19 +2888,8 @@
                 <w:sz w:val="32"/>
                 <w:szCs w:val="40"/>
               </w:rPr>
-              <w:t>)</w:t>
-            </w:r>
-            <w:proofErr w:type="gramStart"/>
-            <w:r>
-              <w:rPr>
-                <w:rFonts w:ascii="BRH Devanagari Extra" w:hAnsi="BRH Devanagari Extra" w:cs="BRH Devanagari Extra"/>
-                <w:color w:val="000000"/>
-                <w:sz w:val="32"/>
-                <w:szCs w:val="40"/>
-              </w:rPr>
-              <w:t>-  AÉ</w:t>
-            </w:r>
-            <w:proofErr w:type="gramEnd"/>
+              <w:t>)-  AÉ</w:t>
+            </w:r>
             <w:r>
               <w:rPr>
                 <w:rFonts w:ascii="BRH Malayalam Extra" w:hAnsi="BRH Malayalam Extra" w:cs="BRH Devanagari Extra"/>
@@ -2817,7 +3079,6 @@
                 <w:color w:val="000000"/>
                 <w:szCs w:val="40"/>
               </w:rPr>
-              <w:lastRenderedPageBreak/>
               <w:t>29</w:t>
             </w:r>
             <w:r>
@@ -2921,27 +3182,7 @@
                 <w:sz w:val="32"/>
                 <w:szCs w:val="40"/>
               </w:rPr>
-              <w:t>)</w:t>
-            </w:r>
-            <w:proofErr w:type="gramStart"/>
-            <w:r>
-              <w:rPr>
-                <w:rFonts w:ascii="BRH Devanagari Extra" w:hAnsi="BRH Devanagari Extra" w:cs="BRH Devanagari Extra"/>
-                <w:color w:val="000000"/>
-                <w:sz w:val="32"/>
-                <w:szCs w:val="40"/>
-              </w:rPr>
-              <w:t>-  iÉålÉþ</w:t>
-            </w:r>
-            <w:proofErr w:type="gramEnd"/>
-            <w:r>
-              <w:rPr>
-                <w:rFonts w:ascii="BRH Devanagari Extra" w:hAnsi="BRH Devanagari Extra" w:cs="BRH Devanagari Extra"/>
-                <w:color w:val="000000"/>
-                <w:sz w:val="32"/>
-                <w:szCs w:val="40"/>
-              </w:rPr>
-              <w:t xml:space="preserve"> | </w:t>
+              <w:t xml:space="preserve">)-  iÉålÉþ | </w:t>
             </w:r>
             <w:r>
               <w:rPr>
@@ -3190,17 +3431,7 @@
                 <w:sz w:val="32"/>
                 <w:szCs w:val="40"/>
               </w:rPr>
-              <w:t>)</w:t>
-            </w:r>
-            <w:proofErr w:type="gramStart"/>
-            <w:r>
-              <w:rPr>
-                <w:rFonts w:ascii="BRH Devanagari Extra" w:hAnsi="BRH Devanagari Extra" w:cs="BRH Devanagari Extra"/>
-                <w:color w:val="000000"/>
-                <w:sz w:val="32"/>
-                <w:szCs w:val="40"/>
-              </w:rPr>
-              <w:t xml:space="preserve">-  </w:t>
+              <w:t xml:space="preserve">)-  </w:t>
             </w:r>
             <w:r>
               <w:rPr>
@@ -3210,18 +3441,7 @@
                 <w:szCs w:val="40"/>
                 <w:highlight w:val="yellow"/>
               </w:rPr>
-              <w:t>A</w:t>
-            </w:r>
-            <w:proofErr w:type="gramEnd"/>
-            <w:r>
-              <w:rPr>
-                <w:rFonts w:ascii="BRH Devanagari Extra" w:hAnsi="BRH Devanagari Extra" w:cs="BRH Devanagari Extra"/>
-                <w:color w:val="000000"/>
-                <w:sz w:val="32"/>
-                <w:szCs w:val="40"/>
-                <w:highlight w:val="yellow"/>
-              </w:rPr>
-              <w:t>(aqÉç)þzÉÑ</w:t>
+              <w:t>A(aqÉç)þzÉÑ</w:t>
             </w:r>
             <w:r>
               <w:rPr>
@@ -3451,17 +3671,7 @@
                 <w:sz w:val="32"/>
                 <w:szCs w:val="40"/>
               </w:rPr>
-              <w:t>)</w:t>
-            </w:r>
-            <w:proofErr w:type="gramStart"/>
-            <w:r>
-              <w:rPr>
-                <w:rFonts w:ascii="BRH Devanagari Extra" w:hAnsi="BRH Devanagari Extra" w:cs="BRH Devanagari Extra"/>
-                <w:color w:val="000000"/>
-                <w:sz w:val="32"/>
-                <w:szCs w:val="40"/>
-              </w:rPr>
-              <w:t xml:space="preserve">-  </w:t>
+              <w:t xml:space="preserve">)-  </w:t>
             </w:r>
             <w:r>
               <w:rPr>
@@ -3471,18 +3681,7 @@
                 <w:szCs w:val="40"/>
                 <w:highlight w:val="yellow"/>
               </w:rPr>
-              <w:t>A</w:t>
-            </w:r>
-            <w:proofErr w:type="gramEnd"/>
-            <w:r>
-              <w:rPr>
-                <w:rFonts w:ascii="BRH Devanagari Extra" w:hAnsi="BRH Devanagari Extra" w:cs="BRH Devanagari Extra"/>
-                <w:color w:val="000000"/>
-                <w:sz w:val="32"/>
-                <w:szCs w:val="40"/>
-                <w:highlight w:val="yellow"/>
-              </w:rPr>
-              <w:t>(aqÉç)þzÉ</w:t>
+              <w:t>A(aqÉç)þzÉ</w:t>
             </w:r>
             <w:r>
               <w:rPr>
@@ -3701,27 +3900,7 @@
                 <w:sz w:val="32"/>
                 <w:szCs w:val="40"/>
               </w:rPr>
-              <w:t>)</w:t>
-            </w:r>
-            <w:proofErr w:type="gramStart"/>
-            <w:r>
-              <w:rPr>
-                <w:rFonts w:ascii="BRH Devanagari Extra" w:hAnsi="BRH Devanagari Extra" w:cs="BRH Devanagari Extra"/>
-                <w:color w:val="000000"/>
-                <w:sz w:val="32"/>
-                <w:szCs w:val="40"/>
-              </w:rPr>
-              <w:t>-  iÉålÉþ</w:t>
-            </w:r>
-            <w:proofErr w:type="gramEnd"/>
-            <w:r>
-              <w:rPr>
-                <w:rFonts w:ascii="BRH Devanagari Extra" w:hAnsi="BRH Devanagari Extra" w:cs="BRH Devanagari Extra"/>
-                <w:color w:val="000000"/>
-                <w:sz w:val="32"/>
-                <w:szCs w:val="40"/>
-              </w:rPr>
-              <w:t xml:space="preserve"> | </w:t>
+              <w:t xml:space="preserve">)-  iÉålÉþ | </w:t>
             </w:r>
             <w:r>
               <w:rPr>
@@ -4036,17 +4215,7 @@
                 <w:sz w:val="32"/>
                 <w:szCs w:val="40"/>
               </w:rPr>
-              <w:t>)</w:t>
-            </w:r>
-            <w:proofErr w:type="gramStart"/>
-            <w:r>
-              <w:rPr>
-                <w:rFonts w:ascii="BRH Devanagari Extra" w:hAnsi="BRH Devanagari Extra" w:cs="BRH Devanagari Extra"/>
-                <w:color w:val="000000"/>
-                <w:sz w:val="32"/>
-                <w:szCs w:val="40"/>
-              </w:rPr>
-              <w:t xml:space="preserve">-  </w:t>
+              <w:t xml:space="preserve">)-  </w:t>
             </w:r>
             <w:r>
               <w:rPr>
@@ -4058,7 +4227,6 @@
               </w:rPr>
               <w:t>A</w:t>
             </w:r>
-            <w:proofErr w:type="gramEnd"/>
             <w:r>
               <w:rPr>
                 <w:rFonts w:ascii="BRH Malayalam Extra" w:hAnsi="BRH Malayalam Extra" w:cs="BRH Devanagari Extra"/>
@@ -4404,17 +4572,7 @@
                 <w:sz w:val="32"/>
                 <w:szCs w:val="40"/>
               </w:rPr>
-              <w:t>)</w:t>
-            </w:r>
-            <w:proofErr w:type="gramStart"/>
-            <w:r>
-              <w:rPr>
-                <w:rFonts w:ascii="BRH Devanagari Extra" w:hAnsi="BRH Devanagari Extra" w:cs="BRH Devanagari Extra"/>
-                <w:color w:val="000000"/>
-                <w:sz w:val="32"/>
-                <w:szCs w:val="40"/>
-              </w:rPr>
-              <w:t xml:space="preserve">-  </w:t>
+              <w:t xml:space="preserve">)-  </w:t>
             </w:r>
             <w:r>
               <w:rPr>
@@ -4426,7 +4584,6 @@
               </w:rPr>
               <w:t>A</w:t>
             </w:r>
-            <w:proofErr w:type="gramEnd"/>
             <w:r>
               <w:rPr>
                 <w:rFonts w:ascii="BRH Malayalam Extra" w:hAnsi="BRH Malayalam Extra" w:cs="BRH Devanagari Extra"/>
@@ -4560,7 +4717,7 @@
       </w:tr>
       <w:tr>
         <w:trPr>
-          <w:trHeight w:val="3256"/>
+          <w:trHeight w:val="699"/>
         </w:trPr>
         <w:tc>
           <w:tcPr>
@@ -4695,19 +4852,8 @@
                 <w:sz w:val="32"/>
                 <w:szCs w:val="40"/>
               </w:rPr>
-              <w:t>)</w:t>
-            </w:r>
-            <w:proofErr w:type="gramStart"/>
-            <w:r>
-              <w:rPr>
-                <w:rFonts w:ascii="BRH Devanagari Extra" w:hAnsi="BRH Devanagari Extra" w:cs="BRH Devanagari Extra"/>
-                <w:color w:val="000000"/>
-                <w:sz w:val="32"/>
-                <w:szCs w:val="40"/>
-              </w:rPr>
-              <w:t>-  ÌmÉ</w:t>
-            </w:r>
-            <w:proofErr w:type="gramEnd"/>
+              <w:t>)-  ÌmÉ</w:t>
+            </w:r>
             <w:r>
               <w:rPr>
                 <w:rFonts w:ascii="BRH Malayalam Extra" w:hAnsi="BRH Malayalam Extra" w:cs="BRH Devanagari Extra"/>
@@ -5030,27 +5176,7 @@
                 <w:sz w:val="32"/>
                 <w:szCs w:val="40"/>
               </w:rPr>
-              <w:t>)</w:t>
-            </w:r>
-            <w:proofErr w:type="gramStart"/>
-            <w:r>
-              <w:rPr>
-                <w:rFonts w:ascii="BRH Devanagari Extra" w:hAnsi="BRH Devanagari Extra" w:cs="BRH Devanagari Extra"/>
-                <w:color w:val="000000"/>
-                <w:sz w:val="32"/>
-                <w:szCs w:val="40"/>
-              </w:rPr>
-              <w:t>-  §</w:t>
-            </w:r>
-            <w:proofErr w:type="gramEnd"/>
-            <w:r>
-              <w:rPr>
-                <w:rFonts w:ascii="BRH Devanagari Extra" w:hAnsi="BRH Devanagari Extra" w:cs="BRH Devanagari Extra"/>
-                <w:color w:val="000000"/>
-                <w:sz w:val="32"/>
-                <w:szCs w:val="40"/>
-              </w:rPr>
-              <w:t>rÉþÇoÉMüÉlÉç | iÉ×</w:t>
+              <w:t>)-  §rÉþÇoÉMüÉlÉç | iÉ×</w:t>
             </w:r>
             <w:r>
               <w:rPr>
@@ -5229,7 +5355,17 @@
                 <w:sz w:val="32"/>
                 <w:szCs w:val="40"/>
               </w:rPr>
-              <w:t>) x§rÉþÇoÉMüÉ(aaÉç) xiÉ×iÉÏrÉxÉuÉ</w:t>
+              <w:t xml:space="preserve">) </w:t>
+            </w:r>
+            <w:r>
+              <w:rPr>
+                <w:rFonts w:ascii="BRH Devanagari Extra" w:hAnsi="BRH Devanagari Extra" w:cs="BRH Devanagari Extra"/>
+                <w:color w:val="000000"/>
+                <w:sz w:val="32"/>
+                <w:szCs w:val="40"/>
+              </w:rPr>
+              <w:lastRenderedPageBreak/>
+              <w:t>x§rÉþÇoÉMüÉ(aaÉç) xiÉ×iÉÏrÉxÉuÉ</w:t>
             </w:r>
             <w:r>
               <w:rPr>
@@ -5280,6 +5416,7 @@
                 <w:color w:val="000000"/>
                 <w:szCs w:val="40"/>
               </w:rPr>
+              <w:lastRenderedPageBreak/>
               <w:t>19</w:t>
             </w:r>
             <w:r>
@@ -5383,19 +5520,8 @@
                 <w:sz w:val="32"/>
                 <w:szCs w:val="40"/>
               </w:rPr>
-              <w:t>)</w:t>
-            </w:r>
-            <w:proofErr w:type="gramStart"/>
-            <w:r>
-              <w:rPr>
-                <w:rFonts w:ascii="BRH Devanagari Extra" w:hAnsi="BRH Devanagari Extra" w:cs="BRH Devanagari Extra"/>
-                <w:color w:val="000000"/>
-                <w:sz w:val="32"/>
-                <w:szCs w:val="40"/>
-              </w:rPr>
-              <w:t>-  ÌmÉ</w:t>
-            </w:r>
-            <w:proofErr w:type="gramEnd"/>
+              <w:t>)-  ÌmÉ</w:t>
+            </w:r>
             <w:r>
               <w:rPr>
                 <w:rFonts w:ascii="BRH Malayalam Extra" w:hAnsi="BRH Malayalam Extra" w:cs="BRH Devanagari Extra"/>
@@ -5751,27 +5877,7 @@
                 <w:sz w:val="32"/>
                 <w:szCs w:val="40"/>
               </w:rPr>
-              <w:t>)</w:t>
-            </w:r>
-            <w:proofErr w:type="gramStart"/>
-            <w:r>
-              <w:rPr>
-                <w:rFonts w:ascii="BRH Devanagari Extra" w:hAnsi="BRH Devanagari Extra" w:cs="BRH Devanagari Extra"/>
-                <w:color w:val="000000"/>
-                <w:sz w:val="32"/>
-                <w:szCs w:val="40"/>
-              </w:rPr>
-              <w:t>-  §</w:t>
-            </w:r>
-            <w:proofErr w:type="gramEnd"/>
-            <w:r>
-              <w:rPr>
-                <w:rFonts w:ascii="BRH Devanagari Extra" w:hAnsi="BRH Devanagari Extra" w:cs="BRH Devanagari Extra"/>
-                <w:color w:val="000000"/>
-                <w:sz w:val="32"/>
-                <w:szCs w:val="40"/>
-              </w:rPr>
-              <w:t>rÉþÇoÉMüÉlÉç | iÉ×</w:t>
+              <w:t>)-  §rÉþÇoÉMüÉlÉç | iÉ×</w:t>
             </w:r>
             <w:r>
               <w:rPr>
@@ -5959,7 +6065,17 @@
                 <w:sz w:val="32"/>
                 <w:szCs w:val="40"/>
               </w:rPr>
-              <w:t xml:space="preserve"> x§rÉþÇoÉMüÉ(aaÉç) xiÉ×iÉÏrÉxÉuÉ</w:t>
+              <w:t xml:space="preserve"> </w:t>
+            </w:r>
+            <w:r>
+              <w:rPr>
+                <w:rFonts w:ascii="BRH Devanagari Extra" w:hAnsi="BRH Devanagari Extra" w:cs="BRH Devanagari Extra"/>
+                <w:color w:val="000000"/>
+                <w:sz w:val="32"/>
+                <w:szCs w:val="40"/>
+              </w:rPr>
+              <w:lastRenderedPageBreak/>
+              <w:t>x§rÉþÇoÉMüÉ(aaÉç) xiÉ×iÉÏrÉxÉuÉ</w:t>
             </w:r>
             <w:r>
               <w:rPr>
@@ -6119,19 +6235,8 @@
                 <w:sz w:val="32"/>
                 <w:szCs w:val="40"/>
               </w:rPr>
-              <w:t>)</w:t>
-            </w:r>
-            <w:proofErr w:type="gramStart"/>
-            <w:r>
-              <w:rPr>
-                <w:rFonts w:ascii="BRH Devanagari Extra" w:hAnsi="BRH Devanagari Extra" w:cs="BRH Devanagari Extra"/>
-                <w:color w:val="000000"/>
-                <w:sz w:val="32"/>
-                <w:szCs w:val="40"/>
-              </w:rPr>
-              <w:t>-  qÉ</w:t>
-            </w:r>
-            <w:proofErr w:type="gramEnd"/>
+              <w:t>)-  qÉ</w:t>
+            </w:r>
             <w:r>
               <w:rPr>
                 <w:rFonts w:ascii="BRH Malayalam Extra" w:hAnsi="BRH Malayalam Extra" w:cs="BRH Devanagari Extra"/>
@@ -6521,17 +6626,7 @@
                 <w:sz w:val="32"/>
                 <w:szCs w:val="40"/>
               </w:rPr>
-              <w:t>)</w:t>
-            </w:r>
-            <w:proofErr w:type="gramStart"/>
-            <w:r>
-              <w:rPr>
-                <w:rFonts w:ascii="BRH Devanagari Extra" w:hAnsi="BRH Devanagari Extra" w:cs="BRH Devanagari Extra"/>
-                <w:color w:val="000000"/>
-                <w:sz w:val="32"/>
-                <w:szCs w:val="40"/>
-              </w:rPr>
-              <w:t>-  lÉqÉþ</w:t>
+              <w:t>)-  lÉqÉþ</w:t>
             </w:r>
             <w:r>
               <w:rPr>
@@ -6541,18 +6636,7 @@
                 <w:szCs w:val="40"/>
                 <w:highlight w:val="yellow"/>
               </w:rPr>
-              <w:t>xM</w:t>
-            </w:r>
-            <w:proofErr w:type="gramEnd"/>
-            <w:r>
-              <w:rPr>
-                <w:rFonts w:ascii="BRH Devanagari Extra" w:hAnsi="BRH Devanagari Extra" w:cs="BRH Devanagari Extra"/>
-                <w:color w:val="000000"/>
-                <w:sz w:val="32"/>
-                <w:szCs w:val="40"/>
-                <w:highlight w:val="yellow"/>
-              </w:rPr>
-              <w:t>×ü</w:t>
+              <w:t>xM×ü</w:t>
             </w:r>
             <w:r>
               <w:rPr>
@@ -6885,17 +6969,7 @@
                 <w:sz w:val="32"/>
                 <w:szCs w:val="40"/>
               </w:rPr>
-              <w:t>)</w:t>
-            </w:r>
-            <w:proofErr w:type="gramStart"/>
-            <w:r>
-              <w:rPr>
-                <w:rFonts w:ascii="BRH Devanagari Extra" w:hAnsi="BRH Devanagari Extra" w:cs="BRH Devanagari Extra"/>
-                <w:color w:val="000000"/>
-                <w:sz w:val="32"/>
-                <w:szCs w:val="40"/>
-              </w:rPr>
-              <w:t>-  lÉqÉ</w:t>
+              <w:t>)-  lÉqÉ</w:t>
             </w:r>
             <w:r>
               <w:rPr>
@@ -6905,18 +6979,7 @@
                 <w:szCs w:val="40"/>
                 <w:highlight w:val="yellow"/>
               </w:rPr>
-              <w:t>þxM</w:t>
-            </w:r>
-            <w:proofErr w:type="gramEnd"/>
-            <w:r>
-              <w:rPr>
-                <w:rFonts w:ascii="BRH Devanagari Extra" w:hAnsi="BRH Devanagari Extra" w:cs="BRH Devanagari Extra"/>
-                <w:color w:val="000000"/>
-                <w:sz w:val="32"/>
-                <w:szCs w:val="40"/>
-                <w:highlight w:val="yellow"/>
-              </w:rPr>
-              <w:t>×ü</w:t>
+              <w:t>þxM×ü</w:t>
             </w:r>
             <w:r>
               <w:rPr>
@@ -7161,19 +7224,8 @@
                 <w:sz w:val="32"/>
                 <w:szCs w:val="40"/>
               </w:rPr>
-              <w:t>)</w:t>
-            </w:r>
-            <w:proofErr w:type="gramStart"/>
-            <w:r>
-              <w:rPr>
-                <w:rFonts w:ascii="BRH Devanagari Extra" w:hAnsi="BRH Devanagari Extra" w:cs="BRH Devanagari Extra"/>
-                <w:color w:val="000000"/>
-                <w:sz w:val="32"/>
-                <w:szCs w:val="40"/>
-              </w:rPr>
-              <w:t>-  qÉ</w:t>
-            </w:r>
-            <w:proofErr w:type="gramEnd"/>
+              <w:t>)-  qÉ</w:t>
+            </w:r>
             <w:r>
               <w:rPr>
                 <w:rFonts w:ascii="BRH Malayalam Extra" w:hAnsi="BRH Malayalam Extra" w:cs="BRH Devanagari Extra"/>
@@ -7558,17 +7610,7 @@
                 <w:sz w:val="32"/>
                 <w:szCs w:val="40"/>
               </w:rPr>
-              <w:t>)</w:t>
-            </w:r>
-            <w:proofErr w:type="gramStart"/>
-            <w:r>
-              <w:rPr>
-                <w:rFonts w:ascii="BRH Devanagari Extra" w:hAnsi="BRH Devanagari Extra" w:cs="BRH Devanagari Extra"/>
-                <w:color w:val="000000"/>
-                <w:sz w:val="32"/>
-                <w:szCs w:val="40"/>
-              </w:rPr>
-              <w:t>-  lÉqÉþ</w:t>
+              <w:t>)-  lÉqÉþ</w:t>
             </w:r>
             <w:r>
               <w:rPr>
@@ -7578,18 +7620,7 @@
                 <w:szCs w:val="40"/>
                 <w:highlight w:val="green"/>
               </w:rPr>
-              <w:t>xM</w:t>
-            </w:r>
-            <w:proofErr w:type="gramEnd"/>
-            <w:r>
-              <w:rPr>
-                <w:rFonts w:ascii="BRH Devanagari Extra" w:hAnsi="BRH Devanagari Extra" w:cs="BRH Devanagari Extra"/>
-                <w:color w:val="000000"/>
-                <w:sz w:val="32"/>
-                <w:szCs w:val="40"/>
-                <w:highlight w:val="green"/>
-              </w:rPr>
-              <w:t>×ü</w:t>
+              <w:t>xM×ü</w:t>
             </w:r>
             <w:r>
               <w:rPr>
@@ -7886,17 +7917,7 @@
                 <w:sz w:val="32"/>
                 <w:szCs w:val="40"/>
               </w:rPr>
-              <w:t>)</w:t>
-            </w:r>
-            <w:proofErr w:type="gramStart"/>
-            <w:r>
-              <w:rPr>
-                <w:rFonts w:ascii="BRH Devanagari Extra" w:hAnsi="BRH Devanagari Extra" w:cs="BRH Devanagari Extra"/>
-                <w:color w:val="000000"/>
-                <w:sz w:val="32"/>
-                <w:szCs w:val="40"/>
-              </w:rPr>
-              <w:t>-  lÉqÉ</w:t>
+              <w:t>)-  lÉqÉ</w:t>
             </w:r>
             <w:r>
               <w:rPr>
@@ -7916,18 +7937,7 @@
                 <w:szCs w:val="40"/>
                 <w:highlight w:val="green"/>
               </w:rPr>
-              <w:t>xM</w:t>
-            </w:r>
-            <w:proofErr w:type="gramEnd"/>
-            <w:r>
-              <w:rPr>
-                <w:rFonts w:ascii="BRH Devanagari Extra" w:hAnsi="BRH Devanagari Extra" w:cs="BRH Devanagari Extra"/>
-                <w:color w:val="000000"/>
-                <w:sz w:val="32"/>
-                <w:szCs w:val="40"/>
-                <w:highlight w:val="green"/>
-              </w:rPr>
-              <w:t>×ü</w:t>
+              <w:t>xM×ü</w:t>
             </w:r>
             <w:r>
               <w:rPr>
@@ -8168,27 +8178,7 @@
                 <w:sz w:val="32"/>
                 <w:szCs w:val="40"/>
               </w:rPr>
-              <w:t>)</w:t>
-            </w:r>
-            <w:proofErr w:type="gramStart"/>
-            <w:r>
-              <w:rPr>
-                <w:rFonts w:ascii="BRH Devanagari Extra" w:hAnsi="BRH Devanagari Extra" w:cs="BRH Devanagari Extra"/>
-                <w:color w:val="000000"/>
-                <w:sz w:val="32"/>
-                <w:szCs w:val="40"/>
-              </w:rPr>
-              <w:t>-  AÉ</w:t>
-            </w:r>
-            <w:proofErr w:type="gramEnd"/>
-            <w:r>
-              <w:rPr>
-                <w:rFonts w:ascii="BRH Devanagari Extra" w:hAnsi="BRH Devanagari Extra" w:cs="BRH Devanagari Extra"/>
-                <w:color w:val="000000"/>
-                <w:sz w:val="32"/>
-                <w:szCs w:val="40"/>
-              </w:rPr>
-              <w:t xml:space="preserve"> | G</w:t>
+              <w:t>)-  AÉ | G</w:t>
             </w:r>
             <w:r>
               <w:rPr>
@@ -8436,27 +8426,7 @@
                 <w:sz w:val="32"/>
                 <w:szCs w:val="40"/>
               </w:rPr>
-              <w:t>)</w:t>
-            </w:r>
-            <w:proofErr w:type="gramStart"/>
-            <w:r>
-              <w:rPr>
-                <w:rFonts w:ascii="BRH Devanagari Extra" w:hAnsi="BRH Devanagari Extra" w:cs="BRH Devanagari Extra"/>
-                <w:color w:val="000000"/>
-                <w:sz w:val="32"/>
-                <w:szCs w:val="40"/>
-              </w:rPr>
-              <w:t>-  AÉ</w:t>
-            </w:r>
-            <w:proofErr w:type="gramEnd"/>
-            <w:r>
-              <w:rPr>
-                <w:rFonts w:ascii="BRH Devanagari Extra" w:hAnsi="BRH Devanagari Extra" w:cs="BRH Devanagari Extra"/>
-                <w:color w:val="000000"/>
-                <w:sz w:val="32"/>
-                <w:szCs w:val="40"/>
-              </w:rPr>
-              <w:t xml:space="preserve"> | G</w:t>
+              <w:t>)-  AÉ | G</w:t>
             </w:r>
             <w:r>
               <w:rPr>
@@ -8728,27 +8698,7 @@
                 <w:sz w:val="32"/>
                 <w:szCs w:val="40"/>
               </w:rPr>
-              <w:t>)</w:t>
-            </w:r>
-            <w:proofErr w:type="gramStart"/>
-            <w:r>
-              <w:rPr>
-                <w:rFonts w:ascii="BRH Devanagari Extra" w:hAnsi="BRH Devanagari Extra" w:cs="BRH Devanagari Extra"/>
-                <w:color w:val="000000"/>
-                <w:sz w:val="32"/>
-                <w:szCs w:val="40"/>
-              </w:rPr>
-              <w:t>-  AÉ</w:t>
-            </w:r>
-            <w:proofErr w:type="gramEnd"/>
-            <w:r>
-              <w:rPr>
-                <w:rFonts w:ascii="BRH Devanagari Extra" w:hAnsi="BRH Devanagari Extra" w:cs="BRH Devanagari Extra"/>
-                <w:color w:val="000000"/>
-                <w:sz w:val="32"/>
-                <w:szCs w:val="40"/>
-              </w:rPr>
-              <w:t xml:space="preserve"> | G</w:t>
+              <w:t>)-  AÉ | G</w:t>
             </w:r>
             <w:r>
               <w:rPr>
@@ -8996,27 +8946,7 @@
                 <w:sz w:val="32"/>
                 <w:szCs w:val="40"/>
               </w:rPr>
-              <w:t>)</w:t>
-            </w:r>
-            <w:proofErr w:type="gramStart"/>
-            <w:r>
-              <w:rPr>
-                <w:rFonts w:ascii="BRH Devanagari Extra" w:hAnsi="BRH Devanagari Extra" w:cs="BRH Devanagari Extra"/>
-                <w:color w:val="000000"/>
-                <w:sz w:val="32"/>
-                <w:szCs w:val="40"/>
-              </w:rPr>
-              <w:t>-  AÉ</w:t>
-            </w:r>
-            <w:proofErr w:type="gramEnd"/>
-            <w:r>
-              <w:rPr>
-                <w:rFonts w:ascii="BRH Devanagari Extra" w:hAnsi="BRH Devanagari Extra" w:cs="BRH Devanagari Extra"/>
-                <w:color w:val="000000"/>
-                <w:sz w:val="32"/>
-                <w:szCs w:val="40"/>
-              </w:rPr>
-              <w:t xml:space="preserve"> | G</w:t>
+              <w:t>)-  AÉ | G</w:t>
             </w:r>
             <w:r>
               <w:rPr>
@@ -9287,19 +9217,8 @@
                 <w:sz w:val="32"/>
                 <w:szCs w:val="40"/>
               </w:rPr>
-              <w:t>)</w:t>
-            </w:r>
-            <w:proofErr w:type="gramStart"/>
-            <w:r>
-              <w:rPr>
-                <w:rFonts w:ascii="BRH Devanagari Extra" w:hAnsi="BRH Devanagari Extra" w:cs="BRH Devanagari Extra"/>
-                <w:color w:val="000000"/>
-                <w:sz w:val="32"/>
-                <w:szCs w:val="40"/>
-              </w:rPr>
-              <w:t>-  qÉÉ</w:t>
-            </w:r>
-            <w:proofErr w:type="gramEnd"/>
+              <w:t>)-  qÉÉ</w:t>
+            </w:r>
             <w:r>
               <w:rPr>
                 <w:rFonts w:ascii="BRH Malayalam Extra" w:hAnsi="BRH Malayalam Extra" w:cs="BRH Devanagari Extra"/>
@@ -9493,19 +9412,8 @@
                 <w:sz w:val="32"/>
                 <w:szCs w:val="40"/>
               </w:rPr>
-              <w:t>)</w:t>
-            </w:r>
-            <w:proofErr w:type="gramStart"/>
-            <w:r>
-              <w:rPr>
-                <w:rFonts w:ascii="BRH Devanagari Extra" w:hAnsi="BRH Devanagari Extra" w:cs="BRH Devanagari Extra"/>
-                <w:color w:val="000000"/>
-                <w:sz w:val="32"/>
-                <w:szCs w:val="40"/>
-              </w:rPr>
-              <w:t>-  qÉÉ</w:t>
-            </w:r>
-            <w:proofErr w:type="gramEnd"/>
+              <w:t>)-  qÉÉ</w:t>
+            </w:r>
             <w:r>
               <w:rPr>
                 <w:rFonts w:ascii="BRH Malayalam Extra" w:hAnsi="BRH Malayalam Extra" w:cs="BRH Devanagari Extra"/>
@@ -9610,6 +9518,7 @@
                 <w:color w:val="000000"/>
                 <w:szCs w:val="40"/>
               </w:rPr>
+              <w:lastRenderedPageBreak/>
               <w:t>48</w:t>
             </w:r>
             <w:r>
@@ -9713,19 +9622,8 @@
                 <w:sz w:val="32"/>
                 <w:szCs w:val="40"/>
               </w:rPr>
-              <w:t>)</w:t>
-            </w:r>
-            <w:proofErr w:type="gramStart"/>
-            <w:r>
-              <w:rPr>
-                <w:rFonts w:ascii="BRH Devanagari Extra" w:hAnsi="BRH Devanagari Extra" w:cs="BRH Devanagari Extra"/>
-                <w:color w:val="000000"/>
-                <w:sz w:val="32"/>
-                <w:szCs w:val="40"/>
-              </w:rPr>
-              <w:t>-  G</w:t>
-            </w:r>
-            <w:proofErr w:type="gramEnd"/>
+              <w:t>)-  G</w:t>
+            </w:r>
             <w:r>
               <w:rPr>
                 <w:rFonts w:ascii="BRH Malayalam Extra" w:hAnsi="BRH Malayalam Extra" w:cs="BRH Devanagari Extra"/>
@@ -10060,7 +9958,6 @@
                 <w:color w:val="000000"/>
                 <w:szCs w:val="40"/>
               </w:rPr>
-              <w:lastRenderedPageBreak/>
               <w:t>50</w:t>
             </w:r>
             <w:r>
@@ -10164,19 +10061,8 @@
                 <w:sz w:val="32"/>
                 <w:szCs w:val="40"/>
               </w:rPr>
-              <w:t>)</w:t>
-            </w:r>
-            <w:proofErr w:type="gramStart"/>
-            <w:r>
-              <w:rPr>
-                <w:rFonts w:ascii="BRH Devanagari Extra" w:hAnsi="BRH Devanagari Extra" w:cs="BRH Devanagari Extra"/>
-                <w:color w:val="000000"/>
-                <w:sz w:val="32"/>
-                <w:szCs w:val="40"/>
-              </w:rPr>
-              <w:t>-  xÉÑ</w:t>
-            </w:r>
-            <w:proofErr w:type="gramEnd"/>
+              <w:t>)-  xÉÑ</w:t>
+            </w:r>
             <w:r>
               <w:rPr>
                 <w:rFonts w:ascii="BRH Malayalam Extra" w:hAnsi="BRH Malayalam Extra" w:cs="BRH Devanagari Extra"/>
@@ -10388,7 +10274,6 @@
                 <w:color w:val="000000"/>
                 <w:szCs w:val="40"/>
               </w:rPr>
-              <w:lastRenderedPageBreak/>
               <w:t>48</w:t>
             </w:r>
             <w:r>
@@ -10492,19 +10377,8 @@
                 <w:sz w:val="32"/>
                 <w:szCs w:val="40"/>
               </w:rPr>
-              <w:t>)</w:t>
-            </w:r>
-            <w:proofErr w:type="gramStart"/>
-            <w:r>
-              <w:rPr>
-                <w:rFonts w:ascii="BRH Devanagari Extra" w:hAnsi="BRH Devanagari Extra" w:cs="BRH Devanagari Extra"/>
-                <w:color w:val="000000"/>
-                <w:sz w:val="32"/>
-                <w:szCs w:val="40"/>
-              </w:rPr>
-              <w:t>-  G</w:t>
-            </w:r>
-            <w:proofErr w:type="gramEnd"/>
+              <w:t>)-  G</w:t>
+            </w:r>
             <w:r>
               <w:rPr>
                 <w:rFonts w:ascii="BRH Malayalam Extra" w:hAnsi="BRH Malayalam Extra" w:cs="BRH Devanagari Extra"/>
@@ -11035,7 +10909,6 @@
                 <w:color w:val="000000"/>
                 <w:szCs w:val="40"/>
               </w:rPr>
-              <w:lastRenderedPageBreak/>
               <w:t>50</w:t>
             </w:r>
             <w:r>
@@ -11139,19 +11012,8 @@
                 <w:sz w:val="32"/>
                 <w:szCs w:val="40"/>
               </w:rPr>
-              <w:t>)</w:t>
-            </w:r>
-            <w:proofErr w:type="gramStart"/>
-            <w:r>
-              <w:rPr>
-                <w:rFonts w:ascii="BRH Devanagari Extra" w:hAnsi="BRH Devanagari Extra" w:cs="BRH Devanagari Extra"/>
-                <w:color w:val="000000"/>
-                <w:sz w:val="32"/>
-                <w:szCs w:val="40"/>
-              </w:rPr>
-              <w:t>-  xÉÑ</w:t>
-            </w:r>
-            <w:proofErr w:type="gramEnd"/>
+              <w:t>)-  xÉÑ</w:t>
+            </w:r>
             <w:r>
               <w:rPr>
                 <w:rFonts w:ascii="BRH Malayalam Extra" w:hAnsi="BRH Malayalam Extra" w:cs="BRH Devanagari Extra"/>
@@ -11395,7 +11257,6 @@
                 <w:color w:val="000000"/>
                 <w:szCs w:val="40"/>
               </w:rPr>
-              <w:lastRenderedPageBreak/>
               <w:t>30</w:t>
             </w:r>
             <w:r>
@@ -11499,19 +11360,8 @@
                 <w:sz w:val="32"/>
                 <w:szCs w:val="40"/>
               </w:rPr>
-              <w:t>)</w:t>
-            </w:r>
-            <w:proofErr w:type="gramStart"/>
-            <w:r>
-              <w:rPr>
-                <w:rFonts w:ascii="BRH Devanagari Extra" w:hAnsi="BRH Devanagari Extra" w:cs="BRH Devanagari Extra"/>
-                <w:color w:val="000000"/>
-                <w:sz w:val="32"/>
-                <w:szCs w:val="40"/>
-              </w:rPr>
-              <w:t>-  lÉ</w:t>
-            </w:r>
-            <w:proofErr w:type="gramEnd"/>
+              <w:t>)-  lÉ</w:t>
+            </w:r>
             <w:r>
               <w:rPr>
                 <w:rFonts w:ascii="BRH Malayalam Extra" w:hAnsi="BRH Malayalam Extra" w:cs="BRH Devanagari Extra"/>
@@ -11798,19 +11648,8 @@
                 <w:sz w:val="32"/>
                 <w:szCs w:val="40"/>
               </w:rPr>
-              <w:t>)</w:t>
-            </w:r>
-            <w:proofErr w:type="gramStart"/>
-            <w:r>
-              <w:rPr>
-                <w:rFonts w:ascii="BRH Devanagari Extra" w:hAnsi="BRH Devanagari Extra" w:cs="BRH Devanagari Extra"/>
-                <w:color w:val="000000"/>
-                <w:sz w:val="32"/>
-                <w:szCs w:val="40"/>
-              </w:rPr>
-              <w:t>-  lÉ</w:t>
-            </w:r>
-            <w:proofErr w:type="gramEnd"/>
+              <w:t>)-  lÉ</w:t>
+            </w:r>
             <w:r>
               <w:rPr>
                 <w:rFonts w:ascii="BRH Malayalam Extra" w:hAnsi="BRH Malayalam Extra" w:cs="BRH Devanagari Extra"/>
@@ -12131,27 +11970,7 @@
                 <w:sz w:val="32"/>
                 <w:szCs w:val="40"/>
               </w:rPr>
-              <w:t>)</w:t>
-            </w:r>
-            <w:proofErr w:type="gramStart"/>
-            <w:r>
-              <w:rPr>
-                <w:rFonts w:ascii="BRH Devanagari Extra" w:hAnsi="BRH Devanagari Extra" w:cs="BRH Devanagari Extra"/>
-                <w:color w:val="000000"/>
-                <w:sz w:val="32"/>
-                <w:szCs w:val="40"/>
-              </w:rPr>
-              <w:t>-  xÉlSÒþakÉqÉç</w:t>
-            </w:r>
-            <w:proofErr w:type="gramEnd"/>
-            <w:r>
-              <w:rPr>
-                <w:rFonts w:ascii="BRH Devanagari Extra" w:hAnsi="BRH Devanagari Extra" w:cs="BRH Devanagari Extra"/>
-                <w:color w:val="000000"/>
-                <w:sz w:val="32"/>
-                <w:szCs w:val="40"/>
-              </w:rPr>
-              <w:t xml:space="preserve"> | </w:t>
+              <w:t xml:space="preserve">)-  xÉlSÒþakÉqÉç | </w:t>
             </w:r>
             <w:r>
               <w:rPr>
@@ -12447,17 +12266,7 @@
                 <w:sz w:val="32"/>
                 <w:szCs w:val="40"/>
               </w:rPr>
-              <w:t>)</w:t>
-            </w:r>
-            <w:proofErr w:type="gramStart"/>
-            <w:r>
-              <w:rPr>
-                <w:rFonts w:ascii="BRH Devanagari Extra" w:hAnsi="BRH Devanagari Extra" w:cs="BRH Devanagari Extra"/>
-                <w:color w:val="000000"/>
-                <w:sz w:val="32"/>
-                <w:szCs w:val="40"/>
-              </w:rPr>
-              <w:t xml:space="preserve">-  </w:t>
+              <w:t xml:space="preserve">)-  </w:t>
             </w:r>
             <w:r>
               <w:rPr>
@@ -12469,7 +12278,6 @@
               </w:rPr>
               <w:t>MÑü</w:t>
             </w:r>
-            <w:proofErr w:type="gramEnd"/>
             <w:r>
               <w:rPr>
                 <w:rFonts w:ascii="BRH Malayalam Extra" w:hAnsi="BRH Malayalam Extra" w:cs="BRH Devanagari Extra"/>
@@ -12802,27 +12610,7 @@
                 <w:sz w:val="32"/>
                 <w:szCs w:val="40"/>
               </w:rPr>
-              <w:t>)</w:t>
-            </w:r>
-            <w:proofErr w:type="gramStart"/>
-            <w:r>
-              <w:rPr>
-                <w:rFonts w:ascii="BRH Devanagari Extra" w:hAnsi="BRH Devanagari Extra" w:cs="BRH Devanagari Extra"/>
-                <w:color w:val="000000"/>
-                <w:sz w:val="32"/>
-                <w:szCs w:val="40"/>
-              </w:rPr>
-              <w:t>-  xÉlSÒþakÉqÉç</w:t>
-            </w:r>
-            <w:proofErr w:type="gramEnd"/>
-            <w:r>
-              <w:rPr>
-                <w:rFonts w:ascii="BRH Devanagari Extra" w:hAnsi="BRH Devanagari Extra" w:cs="BRH Devanagari Extra"/>
-                <w:color w:val="000000"/>
-                <w:sz w:val="32"/>
-                <w:szCs w:val="40"/>
-              </w:rPr>
-              <w:t xml:space="preserve"> | </w:t>
+              <w:t xml:space="preserve">)-  xÉlSÒþakÉqÉç | </w:t>
             </w:r>
             <w:r>
               <w:rPr>
@@ -13141,17 +12929,7 @@
                 <w:sz w:val="32"/>
                 <w:szCs w:val="40"/>
               </w:rPr>
-              <w:t>)</w:t>
-            </w:r>
-            <w:proofErr w:type="gramStart"/>
-            <w:r>
-              <w:rPr>
-                <w:rFonts w:ascii="BRH Devanagari Extra" w:hAnsi="BRH Devanagari Extra" w:cs="BRH Devanagari Extra"/>
-                <w:color w:val="000000"/>
-                <w:sz w:val="32"/>
-                <w:szCs w:val="40"/>
-              </w:rPr>
-              <w:t xml:space="preserve">-  </w:t>
+              <w:t xml:space="preserve">)-  </w:t>
             </w:r>
             <w:r>
               <w:rPr>
@@ -13163,7 +12941,6 @@
               </w:rPr>
               <w:t>MÑü</w:t>
             </w:r>
-            <w:proofErr w:type="gramEnd"/>
             <w:r>
               <w:rPr>
                 <w:rFonts w:ascii="BRH Malayalam Extra" w:hAnsi="BRH Malayalam Extra" w:cs="BRH Devanagari Extra"/>
@@ -13382,7 +13159,7 @@
       </w:tr>
       <w:tr>
         <w:trPr>
-          <w:trHeight w:val="2271"/>
+          <w:trHeight w:val="699"/>
         </w:trPr>
         <w:tc>
           <w:tcPr>
@@ -13517,19 +13294,8 @@
                 <w:sz w:val="32"/>
                 <w:szCs w:val="40"/>
               </w:rPr>
-              <w:t>)</w:t>
-            </w:r>
-            <w:proofErr w:type="gramStart"/>
-            <w:r>
-              <w:rPr>
-                <w:rFonts w:ascii="BRH Devanagari Extra" w:hAnsi="BRH Devanagari Extra" w:cs="BRH Devanagari Extra"/>
-                <w:color w:val="000000"/>
-                <w:sz w:val="32"/>
-                <w:szCs w:val="40"/>
-              </w:rPr>
-              <w:t>-  xÉ</w:t>
-            </w:r>
-            <w:proofErr w:type="gramEnd"/>
+              <w:t>)-  xÉ</w:t>
+            </w:r>
             <w:r>
               <w:rPr>
                 <w:rFonts w:ascii="BRH Malayalam Extra" w:hAnsi="BRH Malayalam Extra" w:cs="BRH Devanagari Extra"/>
@@ -13873,17 +13639,7 @@
                 <w:sz w:val="32"/>
                 <w:szCs w:val="40"/>
               </w:rPr>
-              <w:t>)</w:t>
-            </w:r>
-            <w:proofErr w:type="gramStart"/>
-            <w:r>
-              <w:rPr>
-                <w:rFonts w:ascii="BRH Devanagari Extra" w:hAnsi="BRH Devanagari Extra" w:cs="BRH Devanagari Extra"/>
-                <w:color w:val="000000"/>
-                <w:sz w:val="32"/>
-                <w:szCs w:val="40"/>
-              </w:rPr>
-              <w:t xml:space="preserve">-  </w:t>
+              <w:t xml:space="preserve">)-  </w:t>
             </w:r>
             <w:r>
               <w:rPr>
@@ -13895,7 +13651,6 @@
               </w:rPr>
               <w:t>MÑü</w:t>
             </w:r>
-            <w:proofErr w:type="gramEnd"/>
             <w:r>
               <w:rPr>
                 <w:rFonts w:ascii="BRH Malayalam Extra" w:hAnsi="BRH Malayalam Extra" w:cs="BRH Devanagari Extra"/>
@@ -13922,9 +13677,7 @@
               <w:adjustRightInd w:val="0"/>
               <w:spacing w:before="0" w:line="240" w:lineRule="auto"/>
               <w:rPr>
-                <w:rFonts w:ascii="BRH Devanagari Extra" w:hAnsi="BRH Devanagari Extra" w:cs="BRH Devanagari Extra"/>
-                <w:color w:val="000000"/>
-                <w:sz w:val="32"/>
+                <w:rFonts w:cs="BRH Malayalam Extra"/>
                 <w:szCs w:val="40"/>
               </w:rPr>
             </w:pPr>
@@ -13936,6 +13689,7 @@
                 <w:szCs w:val="40"/>
                 <w:highlight w:val="yellow"/>
               </w:rPr>
+              <w:lastRenderedPageBreak/>
               <w:t>MÑü</w:t>
             </w:r>
             <w:r>
@@ -14044,19 +13798,6 @@
               </w:rPr>
               <w:t xml:space="preserve">prÉÉ ÅSÉÿiÉç | </w:t>
             </w:r>
-          </w:p>
-          <w:p>
-            <w:pPr>
-              <w:widowControl w:val="0"/>
-              <w:autoSpaceDE w:val="0"/>
-              <w:autoSpaceDN w:val="0"/>
-              <w:adjustRightInd w:val="0"/>
-              <w:spacing w:before="0" w:line="240" w:lineRule="auto"/>
-              <w:rPr>
-                <w:rFonts w:cs="BRH Malayalam Extra"/>
-                <w:szCs w:val="40"/>
-              </w:rPr>
-            </w:pPr>
             <w:r>
               <w:rPr>
                 <w:rFonts w:ascii="BRH Malayalam Extra" w:hAnsi="BRH Malayalam Extra" w:cs="BRH Malayalam Extra"/>
@@ -14098,6 +13839,7 @@
                 <w:color w:val="000000"/>
                 <w:szCs w:val="40"/>
               </w:rPr>
+              <w:lastRenderedPageBreak/>
               <w:t>15</w:t>
             </w:r>
             <w:r>
@@ -14201,19 +13943,8 @@
                 <w:sz w:val="32"/>
                 <w:szCs w:val="40"/>
               </w:rPr>
-              <w:t>)</w:t>
-            </w:r>
-            <w:proofErr w:type="gramStart"/>
-            <w:r>
-              <w:rPr>
-                <w:rFonts w:ascii="BRH Devanagari Extra" w:hAnsi="BRH Devanagari Extra" w:cs="BRH Devanagari Extra"/>
-                <w:color w:val="000000"/>
-                <w:sz w:val="32"/>
-                <w:szCs w:val="40"/>
-              </w:rPr>
-              <w:t>-  xÉ</w:t>
-            </w:r>
-            <w:proofErr w:type="gramEnd"/>
+              <w:t>)-  xÉ</w:t>
+            </w:r>
             <w:r>
               <w:rPr>
                 <w:rFonts w:ascii="BRH Malayalam Extra" w:hAnsi="BRH Malayalam Extra" w:cs="BRH Devanagari Extra"/>
@@ -14557,17 +14288,7 @@
                 <w:sz w:val="32"/>
                 <w:szCs w:val="40"/>
               </w:rPr>
-              <w:t>)</w:t>
-            </w:r>
-            <w:proofErr w:type="gramStart"/>
-            <w:r>
-              <w:rPr>
-                <w:rFonts w:ascii="BRH Devanagari Extra" w:hAnsi="BRH Devanagari Extra" w:cs="BRH Devanagari Extra"/>
-                <w:color w:val="000000"/>
-                <w:sz w:val="32"/>
-                <w:szCs w:val="40"/>
-              </w:rPr>
-              <w:t xml:space="preserve">-  </w:t>
+              <w:t xml:space="preserve">)-  </w:t>
             </w:r>
             <w:r>
               <w:rPr>
@@ -14579,7 +14300,6 @@
               </w:rPr>
               <w:t>MÑüÇ</w:t>
             </w:r>
-            <w:proofErr w:type="gramEnd"/>
             <w:r>
               <w:rPr>
                 <w:rFonts w:ascii="BRH Malayalam Extra" w:hAnsi="BRH Malayalam Extra" w:cs="BRH Devanagari Extra"/>
@@ -14607,9 +14327,7 @@
               <w:adjustRightInd w:val="0"/>
               <w:spacing w:before="0" w:line="240" w:lineRule="auto"/>
               <w:rPr>
-                <w:rFonts w:ascii="BRH Devanagari Extra" w:hAnsi="BRH Devanagari Extra" w:cs="BRH Devanagari Extra"/>
-                <w:color w:val="000000"/>
-                <w:sz w:val="32"/>
+                <w:rFonts w:cs="BRH Malayalam Extra"/>
                 <w:szCs w:val="40"/>
               </w:rPr>
             </w:pPr>
@@ -14621,6 +14339,7 @@
                 <w:szCs w:val="40"/>
                 <w:highlight w:val="green"/>
               </w:rPr>
+              <w:lastRenderedPageBreak/>
               <w:t>MÑü</w:t>
             </w:r>
             <w:r>
@@ -14731,19 +14450,6 @@
               </w:rPr>
               <w:t xml:space="preserve">prÉÉ ÅSÉÿiÉç | </w:t>
             </w:r>
-          </w:p>
-          <w:p>
-            <w:pPr>
-              <w:widowControl w:val="0"/>
-              <w:autoSpaceDE w:val="0"/>
-              <w:autoSpaceDN w:val="0"/>
-              <w:adjustRightInd w:val="0"/>
-              <w:spacing w:before="0" w:line="240" w:lineRule="auto"/>
-              <w:rPr>
-                <w:rFonts w:cs="BRH Malayalam Extra"/>
-                <w:szCs w:val="40"/>
-              </w:rPr>
-            </w:pPr>
           </w:p>
         </w:tc>
       </w:tr>
@@ -14885,19 +14591,8 @@
                 <w:sz w:val="32"/>
                 <w:szCs w:val="40"/>
               </w:rPr>
-              <w:t>)</w:t>
-            </w:r>
-            <w:proofErr w:type="gramStart"/>
-            <w:r>
-              <w:rPr>
-                <w:rFonts w:ascii="BRH Devanagari Extra" w:hAnsi="BRH Devanagari Extra" w:cs="BRH Devanagari Extra"/>
-                <w:color w:val="000000"/>
-                <w:sz w:val="32"/>
-                <w:szCs w:val="40"/>
-              </w:rPr>
-              <w:t>-  xÉ</w:t>
-            </w:r>
-            <w:proofErr w:type="gramEnd"/>
+              <w:t>)-  xÉ</w:t>
+            </w:r>
             <w:r>
               <w:rPr>
                 <w:rFonts w:ascii="BRH Malayalam Extra" w:hAnsi="BRH Malayalam Extra" w:cs="BRH Devanagari Extra"/>
@@ -15192,19 +14887,8 @@
                 <w:sz w:val="32"/>
                 <w:szCs w:val="40"/>
               </w:rPr>
-              <w:t>)</w:t>
-            </w:r>
-            <w:proofErr w:type="gramStart"/>
-            <w:r>
-              <w:rPr>
-                <w:rFonts w:ascii="BRH Devanagari Extra" w:hAnsi="BRH Devanagari Extra" w:cs="BRH Devanagari Extra"/>
-                <w:color w:val="000000"/>
-                <w:sz w:val="32"/>
-                <w:szCs w:val="40"/>
-              </w:rPr>
-              <w:t>-  xÉ</w:t>
-            </w:r>
-            <w:proofErr w:type="gramEnd"/>
+              <w:t>)-  xÉ</w:t>
+            </w:r>
             <w:r>
               <w:rPr>
                 <w:rFonts w:ascii="BRH Malayalam Extra" w:hAnsi="BRH Malayalam Extra" w:cs="BRH Devanagari Extra"/>
@@ -15440,19 +15124,8 @@
                 <w:sz w:val="32"/>
                 <w:szCs w:val="40"/>
               </w:rPr>
-              <w:t>)</w:t>
-            </w:r>
-            <w:proofErr w:type="gramStart"/>
-            <w:r>
-              <w:rPr>
-                <w:rFonts w:ascii="BRH Devanagari Extra" w:hAnsi="BRH Devanagari Extra" w:cs="BRH Devanagari Extra"/>
-                <w:color w:val="000000"/>
-                <w:sz w:val="32"/>
-                <w:szCs w:val="40"/>
-              </w:rPr>
-              <w:t>-  xÉ</w:t>
-            </w:r>
-            <w:proofErr w:type="gramEnd"/>
+              <w:t>)-  xÉ</w:t>
+            </w:r>
             <w:r>
               <w:rPr>
                 <w:rFonts w:ascii="BRH Malayalam Extra" w:hAnsi="BRH Malayalam Extra" w:cs="BRH Devanagari Extra"/>
@@ -15739,19 +15412,8 @@
                 <w:sz w:val="32"/>
                 <w:szCs w:val="40"/>
               </w:rPr>
-              <w:t>)</w:t>
-            </w:r>
-            <w:proofErr w:type="gramStart"/>
-            <w:r>
-              <w:rPr>
-                <w:rFonts w:ascii="BRH Devanagari Extra" w:hAnsi="BRH Devanagari Extra" w:cs="BRH Devanagari Extra"/>
-                <w:color w:val="000000"/>
-                <w:sz w:val="32"/>
-                <w:szCs w:val="40"/>
-              </w:rPr>
-              <w:t>-  xÉ</w:t>
-            </w:r>
-            <w:proofErr w:type="gramEnd"/>
+              <w:t>)-  xÉ</w:t>
+            </w:r>
             <w:r>
               <w:rPr>
                 <w:rFonts w:ascii="BRH Malayalam Extra" w:hAnsi="BRH Malayalam Extra" w:cs="BRH Devanagari Extra"/>
@@ -15984,27 +15646,7 @@
                 <w:sz w:val="32"/>
                 <w:szCs w:val="40"/>
               </w:rPr>
-              <w:t>)</w:t>
-            </w:r>
-            <w:proofErr w:type="gramStart"/>
-            <w:r>
-              <w:rPr>
-                <w:rFonts w:ascii="BRH Devanagari Extra" w:hAnsi="BRH Devanagari Extra" w:cs="BRH Devanagari Extra"/>
-                <w:color w:val="000000"/>
-                <w:sz w:val="32"/>
-                <w:szCs w:val="40"/>
-              </w:rPr>
-              <w:t>-  zÉ</w:t>
-            </w:r>
-            <w:proofErr w:type="gramEnd"/>
-            <w:r>
-              <w:rPr>
-                <w:rFonts w:ascii="BRH Devanagari Extra" w:hAnsi="BRH Devanagari Extra" w:cs="BRH Devanagari Extra"/>
-                <w:color w:val="000000"/>
-                <w:sz w:val="32"/>
-                <w:szCs w:val="40"/>
-              </w:rPr>
-              <w:t>(aqÉç)xÉþÌiÉ | mÉë</w:t>
+              <w:t>)-  zÉ(aqÉç)xÉþÌiÉ | mÉë</w:t>
             </w:r>
             <w:r>
               <w:rPr>
@@ -16267,27 +15909,7 @@
                 <w:sz w:val="32"/>
                 <w:szCs w:val="40"/>
               </w:rPr>
-              <w:t>)</w:t>
-            </w:r>
-            <w:proofErr w:type="gramStart"/>
-            <w:r>
-              <w:rPr>
-                <w:rFonts w:ascii="BRH Devanagari Extra" w:hAnsi="BRH Devanagari Extra" w:cs="BRH Devanagari Extra"/>
-                <w:color w:val="000000"/>
-                <w:sz w:val="32"/>
-                <w:szCs w:val="40"/>
-              </w:rPr>
-              <w:t>-  zÉ</w:t>
-            </w:r>
-            <w:proofErr w:type="gramEnd"/>
-            <w:r>
-              <w:rPr>
-                <w:rFonts w:ascii="BRH Devanagari Extra" w:hAnsi="BRH Devanagari Extra" w:cs="BRH Devanagari Extra"/>
-                <w:color w:val="000000"/>
-                <w:sz w:val="32"/>
-                <w:szCs w:val="40"/>
-              </w:rPr>
-              <w:t>(aqÉç)xÉþÌiÉ | mÉë</w:t>
+              <w:t>)-  zÉ(aqÉç)xÉþÌiÉ | mÉë</w:t>
             </w:r>
             <w:r>
               <w:rPr>
@@ -16441,19 +16063,6 @@
         </w:rPr>
         <w:t>===========</w:t>
       </w:r>
-    </w:p>
-    <w:p>
-      <w:pPr>
-        <w:spacing w:before="0" w:line="240" w:lineRule="auto"/>
-        <w:jc w:val="center"/>
-        <w:rPr>
-          <w:b/>
-          <w:bCs/>
-          <w:sz w:val="32"/>
-          <w:szCs w:val="32"/>
-          <w:u w:val="single"/>
-        </w:rPr>
-      </w:pPr>
     </w:p>
     <w:p>
       <w:pPr>
@@ -16923,7 +16532,7 @@
 </file>
 
 <file path=word/endnotes.xml><?xml version="1.0" encoding="utf-8"?>
-<w:endnotes xmlns:wpc="http://schemas.microsoft.com/office/word/2010/wordprocessingCanvas" xmlns:cx="http://schemas.microsoft.com/office/drawing/2014/chartex" xmlns:cx1="http://schemas.microsoft.com/office/drawing/2015/9/8/chartex" xmlns:cx2="http://schemas.microsoft.com/office/drawing/2015/10/21/chartex" xmlns:cx3="http://schemas.microsoft.com/office/drawing/2016/5/9/chartex" xmlns:cx4="http://schemas.microsoft.com/office/drawing/2016/5/10/chartex" xmlns:cx5="http://schemas.microsoft.com/office/drawing/2016/5/11/chartex" xmlns:cx6="http://schemas.microsoft.com/office/drawing/2016/5/12/chartex" xmlns:cx7="http://schemas.microsoft.com/office/drawing/2016/5/13/chartex" xmlns:cx8="http://schemas.microsoft.com/office/drawing/2016/5/14/chartex" xmlns:mc="http://schemas.openxmlformats.org/markup-compatibility/2006" xmlns:aink="http://schemas.microsoft.com/office/drawing/2016/ink" xmlns:am3d="http://schemas.microsoft.com/office/drawing/2017/model3d" xmlns:o="urn:schemas-microsoft-com:office:office" xmlns:oel="http://schemas.microsoft.com/office/2019/extlst" xmlns:r="http://schemas.openxmlformats.org/officeDocument/2006/relationships" xmlns:m="http://schemas.openxmlformats.org/officeDocument/2006/math" xmlns:v="urn:schemas-microsoft-com:vml" xmlns:wp14="http://schemas.microsoft.com/office/word/2010/wordprocessingDrawing" xmlns:wp="http://schemas.openxmlformats.org/drawingml/2006/wordprocessingDrawing" xmlns:w10="urn:schemas-microsoft-com:office:word" xmlns:w="http://schemas.openxmlformats.org/wordprocessingml/2006/main" xmlns:w14="http://schemas.microsoft.com/office/word/2010/wordml" xmlns:w15="http://schemas.microsoft.com/office/word/2012/wordml" xmlns:w16cex="http://schemas.microsoft.com/office/word/2018/wordml/cex" xmlns:w16cid="http://schemas.microsoft.com/office/word/2016/wordml/cid" xmlns:w16="http://schemas.microsoft.com/office/word/2018/wordml" xmlns:w16sdtdh="http://schemas.microsoft.com/office/word/2020/wordml/sdtdatahash" xmlns:w16se="http://schemas.microsoft.com/office/word/2015/wordml/symex" xmlns:wpg="http://schemas.microsoft.com/office/word/2010/wordprocessingGroup" xmlns:wpi="http://schemas.microsoft.com/office/word/2010/wordprocessingInk" xmlns:wne="http://schemas.microsoft.com/office/word/2006/wordml" xmlns:wps="http://schemas.microsoft.com/office/word/2010/wordprocessingShape" mc:Ignorable="w14 w15 w16se w16cid w16 w16cex w16sdtdh wp14">
+<w:endnotes xmlns:wpc="http://schemas.microsoft.com/office/word/2010/wordprocessingCanvas" xmlns:cx="http://schemas.microsoft.com/office/drawing/2014/chartex" xmlns:cx1="http://schemas.microsoft.com/office/drawing/2015/9/8/chartex" xmlns:cx2="http://schemas.microsoft.com/office/drawing/2015/10/21/chartex" xmlns:cx3="http://schemas.microsoft.com/office/drawing/2016/5/9/chartex" xmlns:cx4="http://schemas.microsoft.com/office/drawing/2016/5/10/chartex" xmlns:cx5="http://schemas.microsoft.com/office/drawing/2016/5/11/chartex" xmlns:cx6="http://schemas.microsoft.com/office/drawing/2016/5/12/chartex" xmlns:cx7="http://schemas.microsoft.com/office/drawing/2016/5/13/chartex" xmlns:cx8="http://schemas.microsoft.com/office/drawing/2016/5/14/chartex" xmlns:mc="http://schemas.openxmlformats.org/markup-compatibility/2006" xmlns:aink="http://schemas.microsoft.com/office/drawing/2016/ink" xmlns:am3d="http://schemas.microsoft.com/office/drawing/2017/model3d" xmlns:o="urn:schemas-microsoft-com:office:office" xmlns:oel="http://schemas.microsoft.com/office/2019/extlst" xmlns:r="http://schemas.openxmlformats.org/officeDocument/2006/relationships" xmlns:m="http://schemas.openxmlformats.org/officeDocument/2006/math" xmlns:v="urn:schemas-microsoft-com:vml" xmlns:wp14="http://schemas.microsoft.com/office/word/2010/wordprocessingDrawing" xmlns:wp="http://schemas.openxmlformats.org/drawingml/2006/wordprocessingDrawing" xmlns:w10="urn:schemas-microsoft-com:office:word" xmlns:w="http://schemas.openxmlformats.org/wordprocessingml/2006/main" xmlns:w14="http://schemas.microsoft.com/office/word/2010/wordml" xmlns:w15="http://schemas.microsoft.com/office/word/2012/wordml" xmlns:w16cex="http://schemas.microsoft.com/office/word/2018/wordml/cex" xmlns:w16cid="http://schemas.microsoft.com/office/word/2016/wordml/cid" xmlns:w16="http://schemas.microsoft.com/office/word/2018/wordml" xmlns:w16du="http://schemas.microsoft.com/office/word/2023/wordml/word16du" xmlns:w16sdtdh="http://schemas.microsoft.com/office/word/2020/wordml/sdtdatahash" xmlns:w16sdtfl="http://schemas.microsoft.com/office/word/2024/wordml/sdtformatlock" xmlns:w16se="http://schemas.microsoft.com/office/word/2015/wordml/symex" xmlns:wpg="http://schemas.microsoft.com/office/word/2010/wordprocessingGroup" xmlns:wpi="http://schemas.microsoft.com/office/word/2010/wordprocessingInk" xmlns:wne="http://schemas.microsoft.com/office/word/2006/wordml" xmlns:wps="http://schemas.microsoft.com/office/word/2010/wordprocessingShape" mc:Ignorable="w14 w15 w16se w16cid w16 w16cex w16sdtdh w16sdtfl w16du wp14">
   <w:endnote w:type="separator" w:id="-1">
     <w:p>
       <w:pPr>
@@ -16948,7 +16557,7 @@
 </file>
 
 <file path=word/footer1.xml><?xml version="1.0" encoding="utf-8"?>
-<w:ftr xmlns:wpc="http://schemas.microsoft.com/office/word/2010/wordprocessingCanvas" xmlns:cx="http://schemas.microsoft.com/office/drawing/2014/chartex" xmlns:cx1="http://schemas.microsoft.com/office/drawing/2015/9/8/chartex" xmlns:cx2="http://schemas.microsoft.com/office/drawing/2015/10/21/chartex" xmlns:cx3="http://schemas.microsoft.com/office/drawing/2016/5/9/chartex" xmlns:cx4="http://schemas.microsoft.com/office/drawing/2016/5/10/chartex" xmlns:cx5="http://schemas.microsoft.com/office/drawing/2016/5/11/chartex" xmlns:cx6="http://schemas.microsoft.com/office/drawing/2016/5/12/chartex" xmlns:cx7="http://schemas.microsoft.com/office/drawing/2016/5/13/chartex" xmlns:cx8="http://schemas.microsoft.com/office/drawing/2016/5/14/chartex" xmlns:mc="http://schemas.openxmlformats.org/markup-compatibility/2006" xmlns:aink="http://schemas.microsoft.com/office/drawing/2016/ink" xmlns:am3d="http://schemas.microsoft.com/office/drawing/2017/model3d" xmlns:o="urn:schemas-microsoft-com:office:office" xmlns:oel="http://schemas.microsoft.com/office/2019/extlst" xmlns:r="http://schemas.openxmlformats.org/officeDocument/2006/relationships" xmlns:m="http://schemas.openxmlformats.org/officeDocument/2006/math" xmlns:v="urn:schemas-microsoft-com:vml" xmlns:wp14="http://schemas.microsoft.com/office/word/2010/wordprocessingDrawing" xmlns:wp="http://schemas.openxmlformats.org/drawingml/2006/wordprocessingDrawing" xmlns:w10="urn:schemas-microsoft-com:office:word" xmlns:w="http://schemas.openxmlformats.org/wordprocessingml/2006/main" xmlns:w14="http://schemas.microsoft.com/office/word/2010/wordml" xmlns:w15="http://schemas.microsoft.com/office/word/2012/wordml" xmlns:w16cex="http://schemas.microsoft.com/office/word/2018/wordml/cex" xmlns:w16cid="http://schemas.microsoft.com/office/word/2016/wordml/cid" xmlns:w16="http://schemas.microsoft.com/office/word/2018/wordml" xmlns:w16sdtdh="http://schemas.microsoft.com/office/word/2020/wordml/sdtdatahash" xmlns:w16se="http://schemas.microsoft.com/office/word/2015/wordml/symex" xmlns:wpg="http://schemas.microsoft.com/office/word/2010/wordprocessingGroup" xmlns:wpi="http://schemas.microsoft.com/office/word/2010/wordprocessingInk" xmlns:wne="http://schemas.microsoft.com/office/word/2006/wordml" xmlns:wps="http://schemas.microsoft.com/office/word/2010/wordprocessingShape" mc:Ignorable="w14 w15 w16se w16cid w16 w16cex w16sdtdh wp14">
+<w:ftr xmlns:wpc="http://schemas.microsoft.com/office/word/2010/wordprocessingCanvas" xmlns:cx="http://schemas.microsoft.com/office/drawing/2014/chartex" xmlns:cx1="http://schemas.microsoft.com/office/drawing/2015/9/8/chartex" xmlns:cx2="http://schemas.microsoft.com/office/drawing/2015/10/21/chartex" xmlns:cx3="http://schemas.microsoft.com/office/drawing/2016/5/9/chartex" xmlns:cx4="http://schemas.microsoft.com/office/drawing/2016/5/10/chartex" xmlns:cx5="http://schemas.microsoft.com/office/drawing/2016/5/11/chartex" xmlns:cx6="http://schemas.microsoft.com/office/drawing/2016/5/12/chartex" xmlns:cx7="http://schemas.microsoft.com/office/drawing/2016/5/13/chartex" xmlns:cx8="http://schemas.microsoft.com/office/drawing/2016/5/14/chartex" xmlns:mc="http://schemas.openxmlformats.org/markup-compatibility/2006" xmlns:aink="http://schemas.microsoft.com/office/drawing/2016/ink" xmlns:am3d="http://schemas.microsoft.com/office/drawing/2017/model3d" xmlns:o="urn:schemas-microsoft-com:office:office" xmlns:oel="http://schemas.microsoft.com/office/2019/extlst" xmlns:r="http://schemas.openxmlformats.org/officeDocument/2006/relationships" xmlns:m="http://schemas.openxmlformats.org/officeDocument/2006/math" xmlns:v="urn:schemas-microsoft-com:vml" xmlns:wp14="http://schemas.microsoft.com/office/word/2010/wordprocessingDrawing" xmlns:wp="http://schemas.openxmlformats.org/drawingml/2006/wordprocessingDrawing" xmlns:w10="urn:schemas-microsoft-com:office:word" xmlns:w="http://schemas.openxmlformats.org/wordprocessingml/2006/main" xmlns:w14="http://schemas.microsoft.com/office/word/2010/wordml" xmlns:w15="http://schemas.microsoft.com/office/word/2012/wordml" xmlns:w16cex="http://schemas.microsoft.com/office/word/2018/wordml/cex" xmlns:w16cid="http://schemas.microsoft.com/office/word/2016/wordml/cid" xmlns:w16="http://schemas.microsoft.com/office/word/2018/wordml" xmlns:w16du="http://schemas.microsoft.com/office/word/2023/wordml/word16du" xmlns:w16sdtdh="http://schemas.microsoft.com/office/word/2020/wordml/sdtdatahash" xmlns:w16sdtfl="http://schemas.microsoft.com/office/word/2024/wordml/sdtformatlock" xmlns:w16se="http://schemas.microsoft.com/office/word/2015/wordml/symex" xmlns:wpg="http://schemas.microsoft.com/office/word/2010/wordprocessingGroup" xmlns:wpi="http://schemas.microsoft.com/office/word/2010/wordprocessingInk" xmlns:wne="http://schemas.microsoft.com/office/word/2006/wordml" xmlns:wps="http://schemas.microsoft.com/office/word/2010/wordprocessingShape" mc:Ignorable="w14 w15 w16se w16cid w16 w16cex w16sdtdh w16sdtfl w16du wp14">
   <w:p>
     <w:pPr>
       <w:pBdr>
@@ -17130,7 +16739,7 @@
 </file>
 
 <file path=word/footer2.xml><?xml version="1.0" encoding="utf-8"?>
-<w:ftr xmlns:wpc="http://schemas.microsoft.com/office/word/2010/wordprocessingCanvas" xmlns:cx="http://schemas.microsoft.com/office/drawing/2014/chartex" xmlns:cx1="http://schemas.microsoft.com/office/drawing/2015/9/8/chartex" xmlns:cx2="http://schemas.microsoft.com/office/drawing/2015/10/21/chartex" xmlns:cx3="http://schemas.microsoft.com/office/drawing/2016/5/9/chartex" xmlns:cx4="http://schemas.microsoft.com/office/drawing/2016/5/10/chartex" xmlns:cx5="http://schemas.microsoft.com/office/drawing/2016/5/11/chartex" xmlns:cx6="http://schemas.microsoft.com/office/drawing/2016/5/12/chartex" xmlns:cx7="http://schemas.microsoft.com/office/drawing/2016/5/13/chartex" xmlns:cx8="http://schemas.microsoft.com/office/drawing/2016/5/14/chartex" xmlns:mc="http://schemas.openxmlformats.org/markup-compatibility/2006" xmlns:aink="http://schemas.microsoft.com/office/drawing/2016/ink" xmlns:am3d="http://schemas.microsoft.com/office/drawing/2017/model3d" xmlns:o="urn:schemas-microsoft-com:office:office" xmlns:oel="http://schemas.microsoft.com/office/2019/extlst" xmlns:r="http://schemas.openxmlformats.org/officeDocument/2006/relationships" xmlns:m="http://schemas.openxmlformats.org/officeDocument/2006/math" xmlns:v="urn:schemas-microsoft-com:vml" xmlns:wp14="http://schemas.microsoft.com/office/word/2010/wordprocessingDrawing" xmlns:wp="http://schemas.openxmlformats.org/drawingml/2006/wordprocessingDrawing" xmlns:w10="urn:schemas-microsoft-com:office:word" xmlns:w="http://schemas.openxmlformats.org/wordprocessingml/2006/main" xmlns:w14="http://schemas.microsoft.com/office/word/2010/wordml" xmlns:w15="http://schemas.microsoft.com/office/word/2012/wordml" xmlns:w16cex="http://schemas.microsoft.com/office/word/2018/wordml/cex" xmlns:w16cid="http://schemas.microsoft.com/office/word/2016/wordml/cid" xmlns:w16="http://schemas.microsoft.com/office/word/2018/wordml" xmlns:w16sdtdh="http://schemas.microsoft.com/office/word/2020/wordml/sdtdatahash" xmlns:w16se="http://schemas.microsoft.com/office/word/2015/wordml/symex" xmlns:wpg="http://schemas.microsoft.com/office/word/2010/wordprocessingGroup" xmlns:wpi="http://schemas.microsoft.com/office/word/2010/wordprocessingInk" xmlns:wne="http://schemas.microsoft.com/office/word/2006/wordml" xmlns:wps="http://schemas.microsoft.com/office/word/2010/wordprocessingShape" mc:Ignorable="w14 w15 w16se w16cid w16 w16cex w16sdtdh wp14">
+<w:ftr xmlns:wpc="http://schemas.microsoft.com/office/word/2010/wordprocessingCanvas" xmlns:cx="http://schemas.microsoft.com/office/drawing/2014/chartex" xmlns:cx1="http://schemas.microsoft.com/office/drawing/2015/9/8/chartex" xmlns:cx2="http://schemas.microsoft.com/office/drawing/2015/10/21/chartex" xmlns:cx3="http://schemas.microsoft.com/office/drawing/2016/5/9/chartex" xmlns:cx4="http://schemas.microsoft.com/office/drawing/2016/5/10/chartex" xmlns:cx5="http://schemas.microsoft.com/office/drawing/2016/5/11/chartex" xmlns:cx6="http://schemas.microsoft.com/office/drawing/2016/5/12/chartex" xmlns:cx7="http://schemas.microsoft.com/office/drawing/2016/5/13/chartex" xmlns:cx8="http://schemas.microsoft.com/office/drawing/2016/5/14/chartex" xmlns:mc="http://schemas.openxmlformats.org/markup-compatibility/2006" xmlns:aink="http://schemas.microsoft.com/office/drawing/2016/ink" xmlns:am3d="http://schemas.microsoft.com/office/drawing/2017/model3d" xmlns:o="urn:schemas-microsoft-com:office:office" xmlns:oel="http://schemas.microsoft.com/office/2019/extlst" xmlns:r="http://schemas.openxmlformats.org/officeDocument/2006/relationships" xmlns:m="http://schemas.openxmlformats.org/officeDocument/2006/math" xmlns:v="urn:schemas-microsoft-com:vml" xmlns:wp14="http://schemas.microsoft.com/office/word/2010/wordprocessingDrawing" xmlns:wp="http://schemas.openxmlformats.org/drawingml/2006/wordprocessingDrawing" xmlns:w10="urn:schemas-microsoft-com:office:word" xmlns:w="http://schemas.openxmlformats.org/wordprocessingml/2006/main" xmlns:w14="http://schemas.microsoft.com/office/word/2010/wordml" xmlns:w15="http://schemas.microsoft.com/office/word/2012/wordml" xmlns:w16cex="http://schemas.microsoft.com/office/word/2018/wordml/cex" xmlns:w16cid="http://schemas.microsoft.com/office/word/2016/wordml/cid" xmlns:w16="http://schemas.microsoft.com/office/word/2018/wordml" xmlns:w16du="http://schemas.microsoft.com/office/word/2023/wordml/word16du" xmlns:w16sdtdh="http://schemas.microsoft.com/office/word/2020/wordml/sdtdatahash" xmlns:w16sdtfl="http://schemas.microsoft.com/office/word/2024/wordml/sdtformatlock" xmlns:w16se="http://schemas.microsoft.com/office/word/2015/wordml/symex" xmlns:wpg="http://schemas.microsoft.com/office/word/2010/wordprocessingGroup" xmlns:wpi="http://schemas.microsoft.com/office/word/2010/wordprocessingInk" xmlns:wne="http://schemas.microsoft.com/office/word/2006/wordml" xmlns:wps="http://schemas.microsoft.com/office/word/2010/wordprocessingShape" mc:Ignorable="w14 w15 w16se w16cid w16 w16cex w16sdtdh w16sdtfl w16du wp14">
   <w:p>
     <w:pPr>
       <w:pBdr>
@@ -17336,7 +16945,7 @@
 </file>
 
 <file path=word/footnotes.xml><?xml version="1.0" encoding="utf-8"?>
-<w:footnotes xmlns:wpc="http://schemas.microsoft.com/office/word/2010/wordprocessingCanvas" xmlns:cx="http://schemas.microsoft.com/office/drawing/2014/chartex" xmlns:cx1="http://schemas.microsoft.com/office/drawing/2015/9/8/chartex" xmlns:cx2="http://schemas.microsoft.com/office/drawing/2015/10/21/chartex" xmlns:cx3="http://schemas.microsoft.com/office/drawing/2016/5/9/chartex" xmlns:cx4="http://schemas.microsoft.com/office/drawing/2016/5/10/chartex" xmlns:cx5="http://schemas.microsoft.com/office/drawing/2016/5/11/chartex" xmlns:cx6="http://schemas.microsoft.com/office/drawing/2016/5/12/chartex" xmlns:cx7="http://schemas.microsoft.com/office/drawing/2016/5/13/chartex" xmlns:cx8="http://schemas.microsoft.com/office/drawing/2016/5/14/chartex" xmlns:mc="http://schemas.openxmlformats.org/markup-compatibility/2006" xmlns:aink="http://schemas.microsoft.com/office/drawing/2016/ink" xmlns:am3d="http://schemas.microsoft.com/office/drawing/2017/model3d" xmlns:o="urn:schemas-microsoft-com:office:office" xmlns:oel="http://schemas.microsoft.com/office/2019/extlst" xmlns:r="http://schemas.openxmlformats.org/officeDocument/2006/relationships" xmlns:m="http://schemas.openxmlformats.org/officeDocument/2006/math" xmlns:v="urn:schemas-microsoft-com:vml" xmlns:wp14="http://schemas.microsoft.com/office/word/2010/wordprocessingDrawing" xmlns:wp="http://schemas.openxmlformats.org/drawingml/2006/wordprocessingDrawing" xmlns:w10="urn:schemas-microsoft-com:office:word" xmlns:w="http://schemas.openxmlformats.org/wordprocessingml/2006/main" xmlns:w14="http://schemas.microsoft.com/office/word/2010/wordml" xmlns:w15="http://schemas.microsoft.com/office/word/2012/wordml" xmlns:w16cex="http://schemas.microsoft.com/office/word/2018/wordml/cex" xmlns:w16cid="http://schemas.microsoft.com/office/word/2016/wordml/cid" xmlns:w16="http://schemas.microsoft.com/office/word/2018/wordml" xmlns:w16sdtdh="http://schemas.microsoft.com/office/word/2020/wordml/sdtdatahash" xmlns:w16se="http://schemas.microsoft.com/office/word/2015/wordml/symex" xmlns:wpg="http://schemas.microsoft.com/office/word/2010/wordprocessingGroup" xmlns:wpi="http://schemas.microsoft.com/office/word/2010/wordprocessingInk" xmlns:wne="http://schemas.microsoft.com/office/word/2006/wordml" xmlns:wps="http://schemas.microsoft.com/office/word/2010/wordprocessingShape" mc:Ignorable="w14 w15 w16se w16cid w16 w16cex w16sdtdh wp14">
+<w:footnotes xmlns:wpc="http://schemas.microsoft.com/office/word/2010/wordprocessingCanvas" xmlns:cx="http://schemas.microsoft.com/office/drawing/2014/chartex" xmlns:cx1="http://schemas.microsoft.com/office/drawing/2015/9/8/chartex" xmlns:cx2="http://schemas.microsoft.com/office/drawing/2015/10/21/chartex" xmlns:cx3="http://schemas.microsoft.com/office/drawing/2016/5/9/chartex" xmlns:cx4="http://schemas.microsoft.com/office/drawing/2016/5/10/chartex" xmlns:cx5="http://schemas.microsoft.com/office/drawing/2016/5/11/chartex" xmlns:cx6="http://schemas.microsoft.com/office/drawing/2016/5/12/chartex" xmlns:cx7="http://schemas.microsoft.com/office/drawing/2016/5/13/chartex" xmlns:cx8="http://schemas.microsoft.com/office/drawing/2016/5/14/chartex" xmlns:mc="http://schemas.openxmlformats.org/markup-compatibility/2006" xmlns:aink="http://schemas.microsoft.com/office/drawing/2016/ink" xmlns:am3d="http://schemas.microsoft.com/office/drawing/2017/model3d" xmlns:o="urn:schemas-microsoft-com:office:office" xmlns:oel="http://schemas.microsoft.com/office/2019/extlst" xmlns:r="http://schemas.openxmlformats.org/officeDocument/2006/relationships" xmlns:m="http://schemas.openxmlformats.org/officeDocument/2006/math" xmlns:v="urn:schemas-microsoft-com:vml" xmlns:wp14="http://schemas.microsoft.com/office/word/2010/wordprocessingDrawing" xmlns:wp="http://schemas.openxmlformats.org/drawingml/2006/wordprocessingDrawing" xmlns:w10="urn:schemas-microsoft-com:office:word" xmlns:w="http://schemas.openxmlformats.org/wordprocessingml/2006/main" xmlns:w14="http://schemas.microsoft.com/office/word/2010/wordml" xmlns:w15="http://schemas.microsoft.com/office/word/2012/wordml" xmlns:w16cex="http://schemas.microsoft.com/office/word/2018/wordml/cex" xmlns:w16cid="http://schemas.microsoft.com/office/word/2016/wordml/cid" xmlns:w16="http://schemas.microsoft.com/office/word/2018/wordml" xmlns:w16du="http://schemas.microsoft.com/office/word/2023/wordml/word16du" xmlns:w16sdtdh="http://schemas.microsoft.com/office/word/2020/wordml/sdtdatahash" xmlns:w16sdtfl="http://schemas.microsoft.com/office/word/2024/wordml/sdtformatlock" xmlns:w16se="http://schemas.microsoft.com/office/word/2015/wordml/symex" xmlns:wpg="http://schemas.microsoft.com/office/word/2010/wordprocessingGroup" xmlns:wpi="http://schemas.microsoft.com/office/word/2010/wordprocessingInk" xmlns:wne="http://schemas.microsoft.com/office/word/2006/wordml" xmlns:wps="http://schemas.microsoft.com/office/word/2010/wordprocessingShape" mc:Ignorable="w14 w15 w16se w16cid w16 w16cex w16sdtdh w16sdtfl w16du wp14">
   <w:footnote w:type="separator" w:id="-1">
     <w:p>
       <w:pPr>
@@ -17361,7 +16970,7 @@
 </file>
 
 <file path=word/header1.xml><?xml version="1.0" encoding="utf-8"?>
-<w:hdr xmlns:wpc="http://schemas.microsoft.com/office/word/2010/wordprocessingCanvas" xmlns:cx="http://schemas.microsoft.com/office/drawing/2014/chartex" xmlns:cx1="http://schemas.microsoft.com/office/drawing/2015/9/8/chartex" xmlns:cx2="http://schemas.microsoft.com/office/drawing/2015/10/21/chartex" xmlns:cx3="http://schemas.microsoft.com/office/drawing/2016/5/9/chartex" xmlns:cx4="http://schemas.microsoft.com/office/drawing/2016/5/10/chartex" xmlns:cx5="http://schemas.microsoft.com/office/drawing/2016/5/11/chartex" xmlns:cx6="http://schemas.microsoft.com/office/drawing/2016/5/12/chartex" xmlns:cx7="http://schemas.microsoft.com/office/drawing/2016/5/13/chartex" xmlns:cx8="http://schemas.microsoft.com/office/drawing/2016/5/14/chartex" xmlns:mc="http://schemas.openxmlformats.org/markup-compatibility/2006" xmlns:aink="http://schemas.microsoft.com/office/drawing/2016/ink" xmlns:am3d="http://schemas.microsoft.com/office/drawing/2017/model3d" xmlns:o="urn:schemas-microsoft-com:office:office" xmlns:oel="http://schemas.microsoft.com/office/2019/extlst" xmlns:r="http://schemas.openxmlformats.org/officeDocument/2006/relationships" xmlns:m="http://schemas.openxmlformats.org/officeDocument/2006/math" xmlns:v="urn:schemas-microsoft-com:vml" xmlns:wp14="http://schemas.microsoft.com/office/word/2010/wordprocessingDrawing" xmlns:wp="http://schemas.openxmlformats.org/drawingml/2006/wordprocessingDrawing" xmlns:w10="urn:schemas-microsoft-com:office:word" xmlns:w="http://schemas.openxmlformats.org/wordprocessingml/2006/main" xmlns:w14="http://schemas.microsoft.com/office/word/2010/wordml" xmlns:w15="http://schemas.microsoft.com/office/word/2012/wordml" xmlns:w16cex="http://schemas.microsoft.com/office/word/2018/wordml/cex" xmlns:w16cid="http://schemas.microsoft.com/office/word/2016/wordml/cid" xmlns:w16="http://schemas.microsoft.com/office/word/2018/wordml" xmlns:w16sdtdh="http://schemas.microsoft.com/office/word/2020/wordml/sdtdatahash" xmlns:w16se="http://schemas.microsoft.com/office/word/2015/wordml/symex" xmlns:wpg="http://schemas.microsoft.com/office/word/2010/wordprocessingGroup" xmlns:wpi="http://schemas.microsoft.com/office/word/2010/wordprocessingInk" xmlns:wne="http://schemas.microsoft.com/office/word/2006/wordml" xmlns:wps="http://schemas.microsoft.com/office/word/2010/wordprocessingShape" mc:Ignorable="w14 w15 w16se w16cid w16 w16cex w16sdtdh wp14">
+<w:hdr xmlns:wpc="http://schemas.microsoft.com/office/word/2010/wordprocessingCanvas" xmlns:cx="http://schemas.microsoft.com/office/drawing/2014/chartex" xmlns:cx1="http://schemas.microsoft.com/office/drawing/2015/9/8/chartex" xmlns:cx2="http://schemas.microsoft.com/office/drawing/2015/10/21/chartex" xmlns:cx3="http://schemas.microsoft.com/office/drawing/2016/5/9/chartex" xmlns:cx4="http://schemas.microsoft.com/office/drawing/2016/5/10/chartex" xmlns:cx5="http://schemas.microsoft.com/office/drawing/2016/5/11/chartex" xmlns:cx6="http://schemas.microsoft.com/office/drawing/2016/5/12/chartex" xmlns:cx7="http://schemas.microsoft.com/office/drawing/2016/5/13/chartex" xmlns:cx8="http://schemas.microsoft.com/office/drawing/2016/5/14/chartex" xmlns:mc="http://schemas.openxmlformats.org/markup-compatibility/2006" xmlns:aink="http://schemas.microsoft.com/office/drawing/2016/ink" xmlns:am3d="http://schemas.microsoft.com/office/drawing/2017/model3d" xmlns:o="urn:schemas-microsoft-com:office:office" xmlns:oel="http://schemas.microsoft.com/office/2019/extlst" xmlns:r="http://schemas.openxmlformats.org/officeDocument/2006/relationships" xmlns:m="http://schemas.openxmlformats.org/officeDocument/2006/math" xmlns:v="urn:schemas-microsoft-com:vml" xmlns:wp14="http://schemas.microsoft.com/office/word/2010/wordprocessingDrawing" xmlns:wp="http://schemas.openxmlformats.org/drawingml/2006/wordprocessingDrawing" xmlns:w10="urn:schemas-microsoft-com:office:word" xmlns:w="http://schemas.openxmlformats.org/wordprocessingml/2006/main" xmlns:w14="http://schemas.microsoft.com/office/word/2010/wordml" xmlns:w15="http://schemas.microsoft.com/office/word/2012/wordml" xmlns:w16cex="http://schemas.microsoft.com/office/word/2018/wordml/cex" xmlns:w16cid="http://schemas.microsoft.com/office/word/2016/wordml/cid" xmlns:w16="http://schemas.microsoft.com/office/word/2018/wordml" xmlns:w16du="http://schemas.microsoft.com/office/word/2023/wordml/word16du" xmlns:w16sdtdh="http://schemas.microsoft.com/office/word/2020/wordml/sdtdatahash" xmlns:w16sdtfl="http://schemas.microsoft.com/office/word/2024/wordml/sdtformatlock" xmlns:w16se="http://schemas.microsoft.com/office/word/2015/wordml/symex" xmlns:wpg="http://schemas.microsoft.com/office/word/2010/wordprocessingGroup" xmlns:wpi="http://schemas.microsoft.com/office/word/2010/wordprocessingInk" xmlns:wne="http://schemas.microsoft.com/office/word/2006/wordml" xmlns:wps="http://schemas.microsoft.com/office/word/2010/wordprocessingShape" mc:Ignorable="w14 w15 w16se w16cid w16 w16cex w16sdtdh w16sdtfl w16du wp14">
   <w:p>
     <w:pPr>
       <w:pStyle w:val="Header"/>
@@ -17382,7 +16991,7 @@
 </file>
 
 <file path=word/header2.xml><?xml version="1.0" encoding="utf-8"?>
-<w:hdr xmlns:wpc="http://schemas.microsoft.com/office/word/2010/wordprocessingCanvas" xmlns:cx="http://schemas.microsoft.com/office/drawing/2014/chartex" xmlns:cx1="http://schemas.microsoft.com/office/drawing/2015/9/8/chartex" xmlns:cx2="http://schemas.microsoft.com/office/drawing/2015/10/21/chartex" xmlns:cx3="http://schemas.microsoft.com/office/drawing/2016/5/9/chartex" xmlns:cx4="http://schemas.microsoft.com/office/drawing/2016/5/10/chartex" xmlns:cx5="http://schemas.microsoft.com/office/drawing/2016/5/11/chartex" xmlns:cx6="http://schemas.microsoft.com/office/drawing/2016/5/12/chartex" xmlns:cx7="http://schemas.microsoft.com/office/drawing/2016/5/13/chartex" xmlns:cx8="http://schemas.microsoft.com/office/drawing/2016/5/14/chartex" xmlns:mc="http://schemas.openxmlformats.org/markup-compatibility/2006" xmlns:aink="http://schemas.microsoft.com/office/drawing/2016/ink" xmlns:am3d="http://schemas.microsoft.com/office/drawing/2017/model3d" xmlns:o="urn:schemas-microsoft-com:office:office" xmlns:oel="http://schemas.microsoft.com/office/2019/extlst" xmlns:r="http://schemas.openxmlformats.org/officeDocument/2006/relationships" xmlns:m="http://schemas.openxmlformats.org/officeDocument/2006/math" xmlns:v="urn:schemas-microsoft-com:vml" xmlns:wp14="http://schemas.microsoft.com/office/word/2010/wordprocessingDrawing" xmlns:wp="http://schemas.openxmlformats.org/drawingml/2006/wordprocessingDrawing" xmlns:w10="urn:schemas-microsoft-com:office:word" xmlns:w="http://schemas.openxmlformats.org/wordprocessingml/2006/main" xmlns:w14="http://schemas.microsoft.com/office/word/2010/wordml" xmlns:w15="http://schemas.microsoft.com/office/word/2012/wordml" xmlns:w16cex="http://schemas.microsoft.com/office/word/2018/wordml/cex" xmlns:w16cid="http://schemas.microsoft.com/office/word/2016/wordml/cid" xmlns:w16="http://schemas.microsoft.com/office/word/2018/wordml" xmlns:w16sdtdh="http://schemas.microsoft.com/office/word/2020/wordml/sdtdatahash" xmlns:w16se="http://schemas.microsoft.com/office/word/2015/wordml/symex" xmlns:wpg="http://schemas.microsoft.com/office/word/2010/wordprocessingGroup" xmlns:wpi="http://schemas.microsoft.com/office/word/2010/wordprocessingInk" xmlns:wne="http://schemas.microsoft.com/office/word/2006/wordml" xmlns:wps="http://schemas.microsoft.com/office/word/2010/wordprocessingShape" mc:Ignorable="w14 w15 w16se w16cid w16 w16cex w16sdtdh wp14">
+<w:hdr xmlns:wpc="http://schemas.microsoft.com/office/word/2010/wordprocessingCanvas" xmlns:cx="http://schemas.microsoft.com/office/drawing/2014/chartex" xmlns:cx1="http://schemas.microsoft.com/office/drawing/2015/9/8/chartex" xmlns:cx2="http://schemas.microsoft.com/office/drawing/2015/10/21/chartex" xmlns:cx3="http://schemas.microsoft.com/office/drawing/2016/5/9/chartex" xmlns:cx4="http://schemas.microsoft.com/office/drawing/2016/5/10/chartex" xmlns:cx5="http://schemas.microsoft.com/office/drawing/2016/5/11/chartex" xmlns:cx6="http://schemas.microsoft.com/office/drawing/2016/5/12/chartex" xmlns:cx7="http://schemas.microsoft.com/office/drawing/2016/5/13/chartex" xmlns:cx8="http://schemas.microsoft.com/office/drawing/2016/5/14/chartex" xmlns:mc="http://schemas.openxmlformats.org/markup-compatibility/2006" xmlns:aink="http://schemas.microsoft.com/office/drawing/2016/ink" xmlns:am3d="http://schemas.microsoft.com/office/drawing/2017/model3d" xmlns:o="urn:schemas-microsoft-com:office:office" xmlns:oel="http://schemas.microsoft.com/office/2019/extlst" xmlns:r="http://schemas.openxmlformats.org/officeDocument/2006/relationships" xmlns:m="http://schemas.openxmlformats.org/officeDocument/2006/math" xmlns:v="urn:schemas-microsoft-com:vml" xmlns:wp14="http://schemas.microsoft.com/office/word/2010/wordprocessingDrawing" xmlns:wp="http://schemas.openxmlformats.org/drawingml/2006/wordprocessingDrawing" xmlns:w10="urn:schemas-microsoft-com:office:word" xmlns:w="http://schemas.openxmlformats.org/wordprocessingml/2006/main" xmlns:w14="http://schemas.microsoft.com/office/word/2010/wordml" xmlns:w15="http://schemas.microsoft.com/office/word/2012/wordml" xmlns:w16cex="http://schemas.microsoft.com/office/word/2018/wordml/cex" xmlns:w16cid="http://schemas.microsoft.com/office/word/2016/wordml/cid" xmlns:w16="http://schemas.microsoft.com/office/word/2018/wordml" xmlns:w16du="http://schemas.microsoft.com/office/word/2023/wordml/word16du" xmlns:w16sdtdh="http://schemas.microsoft.com/office/word/2020/wordml/sdtdatahash" xmlns:w16sdtfl="http://schemas.microsoft.com/office/word/2024/wordml/sdtformatlock" xmlns:w16se="http://schemas.microsoft.com/office/word/2015/wordml/symex" xmlns:wpg="http://schemas.microsoft.com/office/word/2010/wordprocessingGroup" xmlns:wpi="http://schemas.microsoft.com/office/word/2010/wordprocessingInk" xmlns:wne="http://schemas.microsoft.com/office/word/2006/wordml" xmlns:wps="http://schemas.microsoft.com/office/word/2010/wordprocessingShape" mc:Ignorable="w14 w15 w16se w16cid w16 w16cex w16sdtdh w16sdtfl w16du wp14">
   <w:p>
     <w:pPr>
       <w:pStyle w:val="Header"/>
@@ -17395,7 +17004,7 @@
 </file>
 
 <file path=word/styles.xml><?xml version="1.0" encoding="utf-8"?>
-<w:styles xmlns:mc="http://schemas.openxmlformats.org/markup-compatibility/2006" xmlns:r="http://schemas.openxmlformats.org/officeDocument/2006/relationships" xmlns:w="http://schemas.openxmlformats.org/wordprocessingml/2006/main" xmlns:w14="http://schemas.microsoft.com/office/word/2010/wordml" xmlns:w15="http://schemas.microsoft.com/office/word/2012/wordml" xmlns:w16cex="http://schemas.microsoft.com/office/word/2018/wordml/cex" xmlns:w16cid="http://schemas.microsoft.com/office/word/2016/wordml/cid" xmlns:w16="http://schemas.microsoft.com/office/word/2018/wordml" xmlns:w16sdtdh="http://schemas.microsoft.com/office/word/2020/wordml/sdtdatahash" xmlns:w16se="http://schemas.microsoft.com/office/word/2015/wordml/symex" mc:Ignorable="w14 w15 w16se w16cid w16 w16cex w16sdtdh">
+<w:styles xmlns:mc="http://schemas.openxmlformats.org/markup-compatibility/2006" xmlns:r="http://schemas.openxmlformats.org/officeDocument/2006/relationships" xmlns:w="http://schemas.openxmlformats.org/wordprocessingml/2006/main" xmlns:w14="http://schemas.microsoft.com/office/word/2010/wordml" xmlns:w15="http://schemas.microsoft.com/office/word/2012/wordml" xmlns:w16cex="http://schemas.microsoft.com/office/word/2018/wordml/cex" xmlns:w16cid="http://schemas.microsoft.com/office/word/2016/wordml/cid" xmlns:w16="http://schemas.microsoft.com/office/word/2018/wordml" xmlns:w16du="http://schemas.microsoft.com/office/word/2023/wordml/word16du" xmlns:w16sdtdh="http://schemas.microsoft.com/office/word/2020/wordml/sdtdatahash" xmlns:w16sdtfl="http://schemas.microsoft.com/office/word/2024/wordml/sdtformatlock" xmlns:w16se="http://schemas.microsoft.com/office/word/2015/wordml/symex" mc:Ignorable="w14 w15 w16se w16cid w16 w16cex w16sdtdh w16sdtfl w16du">
   <w:docDefaults>
     <w:rPrDefault>
       <w:rPr>
